--- a/FSD.docx
+++ b/FSD.docx
@@ -4,6 +4,12 @@
   <w:body>
     <w:sdt>
       <w:sdtPr>
+        <w:rPr>
+          <w:rFonts w:eastAsiaTheme="minorHAnsi"/>
+          <w:kern w:val="2"/>
+          <w:lang w:val="en-ID"/>
+          <w14:ligatures w14:val="standardContextual"/>
+        </w:rPr>
         <w:id w:val="-351572913"/>
         <w:docPartObj>
           <w:docPartGallery w:val="Cover Pages"/>
@@ -12,11 +18,8 @@
       </w:sdtPr>
       <w:sdtEndPr>
         <w:rPr>
-          <w:rFonts w:eastAsiaTheme="minorHAnsi" w:cstheme="minorHAnsi"/>
+          <w:rFonts w:cstheme="minorHAnsi"/>
           <w:color w:val="000000" w:themeColor="text1"/>
-          <w:kern w:val="2"/>
-          <w:lang w:val="en-ID"/>
-          <w14:ligatures w14:val="standardContextual"/>
         </w:rPr>
       </w:sdtEndPr>
       <w:sdtContent>
@@ -3732,7 +3735,7 @@
                                         <w:sz w:val="36"/>
                                         <w:szCs w:val="36"/>
                                       </w:rPr>
-                                      <w:t xml:space="preserve">APLIKASI HELPDESK </w:t>
+                                      <w:t>APLIKASI HELPDESK</w:t>
                                     </w:r>
                                   </w:sdtContent>
                                 </w:sdt>
@@ -3825,7 +3828,7 @@
                                   <w:sz w:val="36"/>
                                   <w:szCs w:val="36"/>
                                 </w:rPr>
-                                <w:t xml:space="preserve">APLIKASI HELPDESK </w:t>
+                                <w:t>APLIKASI HELPDESK</w:t>
                               </w:r>
                             </w:sdtContent>
                           </w:sdt>
@@ -3864,7 +3867,13 @@
     <w:sdt>
       <w:sdtPr>
         <w:rPr>
-          <w:rFonts w:asciiTheme="minorHAnsi" w:hAnsiTheme="minorHAnsi" w:cstheme="minorHAnsi"/>
+          <w:rFonts w:asciiTheme="minorHAnsi" w:eastAsiaTheme="minorHAnsi" w:hAnsiTheme="minorHAnsi" w:cstheme="minorHAnsi"/>
+          <w:color w:val="auto"/>
+          <w:kern w:val="2"/>
+          <w:sz w:val="22"/>
+          <w:szCs w:val="22"/>
+          <w:lang w:val="en-ID"/>
+          <w14:ligatures w14:val="standardContextual"/>
         </w:rPr>
         <w:id w:val="348303576"/>
         <w:docPartObj>
@@ -3874,16 +3883,10 @@
       </w:sdtPr>
       <w:sdtEndPr>
         <w:rPr>
-          <w:rFonts w:eastAsiaTheme="minorHAnsi" w:cstheme="minorBidi"/>
+          <w:rFonts w:cstheme="minorBidi"/>
           <w:b/>
           <w:bCs/>
           <w:noProof/>
-          <w:color w:val="auto"/>
-          <w:kern w:val="2"/>
-          <w:sz w:val="22"/>
-          <w:szCs w:val="22"/>
-          <w:lang w:val="en-ID"/>
-          <w14:ligatures w14:val="standardContextual"/>
         </w:rPr>
       </w:sdtEndPr>
       <w:sdtContent>
@@ -5601,10 +5604,7 @@
         </w:numPr>
       </w:pPr>
       <w:r>
-        <w:t>Menyediakan dashboard &amp; statistik untuk pengambilan keputusan</w:t>
-      </w:r>
-      <w:r>
-        <w:t xml:space="preserve"> terkait penyelesaian perasalahan di kantor cabang</w:t>
+        <w:t>Menyediakan dashboard &amp; statistik untuk pengambilan keputusan terkait penyelesaian perasalahan di kantor cabang</w:t>
       </w:r>
     </w:p>
     <w:p>
@@ -5616,16 +5616,7 @@
         </w:numPr>
       </w:pPr>
       <w:r>
-        <w:t>Mengurangi</w:t>
-      </w:r>
-      <w:r>
-        <w:t xml:space="preserve"> resiko</w:t>
-      </w:r>
-      <w:r>
-        <w:t xml:space="preserve"> hilangnya informasi dengan nomor tiket unik &amp; jejak komentar</w:t>
-      </w:r>
-      <w:r>
-        <w:t xml:space="preserve"> yang dapat ditelusuri setiap saat</w:t>
+        <w:t>Mengurangi resiko hilangnya informasi dengan nomor tiket unik &amp; jejak komentar yang dapat ditelusuri setiap saat</w:t>
       </w:r>
     </w:p>
     <w:p>
@@ -5751,6 +5742,29 @@
           </w:p>
         </w:tc>
       </w:tr>
+      <w:tr>
+        <w:tc>
+          <w:tcPr>
+            <w:tcW w:w="2547" w:type="dxa"/>
+            <w:vAlign w:val="center"/>
+          </w:tcPr>
+          <w:p>
+            <w:r>
+              <w:t>User Vendor</w:t>
+            </w:r>
+          </w:p>
+        </w:tc>
+        <w:tc>
+          <w:tcPr>
+            <w:tcW w:w="6469" w:type="dxa"/>
+          </w:tcPr>
+          <w:p>
+            <w:r>
+              <w:t>User yang dipakai vendor untuk menindaklanjuti tiket yang di eskalasi ke vendor</w:t>
+            </w:r>
+          </w:p>
+        </w:tc>
+      </w:tr>
     </w:tbl>
     <w:p/>
     <w:p>
@@ -5796,13 +5810,34 @@
         </w:numPr>
       </w:pPr>
       <w:r>
-        <w:t>Alur status</w:t>
-      </w:r>
-      <w:r>
-        <w:t xml:space="preserve"> tiket </w:t>
-      </w:r>
-      <w:r>
-        <w:t>: OPEN → ON_PROGRESS → CLOSED (+ Reopen opsional).</w:t>
+        <w:t>Alur status tiket : OPEN → ON_PROGRESS →</w:t>
+      </w:r>
+      <w:r>
+        <w:t xml:space="preserve"> VENDOR ESKALASI (Opsional) </w:t>
+      </w:r>
+      <w:r>
+        <w:t>→</w:t>
+      </w:r>
+      <w:r>
+        <w:t xml:space="preserve"> VENDOR RESOLVED (Opsional) </w:t>
+      </w:r>
+      <w:r>
+        <w:t>→</w:t>
+      </w:r>
+      <w:r>
+        <w:t xml:space="preserve"> CLOSED </w:t>
+      </w:r>
+      <w:r>
+        <w:t>→</w:t>
+      </w:r>
+      <w:r>
+        <w:t xml:space="preserve"> </w:t>
+      </w:r>
+      <w:r>
+        <w:t>RE OPEN (</w:t>
+      </w:r>
+      <w:r>
+        <w:t>opsional).</w:t>
       </w:r>
     </w:p>
     <w:p>
@@ -5814,13 +5849,7 @@
         </w:numPr>
       </w:pPr>
       <w:r>
-        <w:t>Ambil alih/</w:t>
-      </w:r>
-      <w:r>
-        <w:t>l</w:t>
-      </w:r>
-      <w:r>
-        <w:t>epas tiket oleh IT (handler tercatat).</w:t>
+        <w:t>Ambil alih/lepas tiket oleh IT (handler tercatat).</w:t>
       </w:r>
     </w:p>
     <w:p>
@@ -5832,7 +5861,7 @@
         </w:numPr>
       </w:pPr>
       <w:r>
-        <w:t xml:space="preserve">Komentar/progres per tiket </w:t>
+        <w:t xml:space="preserve">Komentar per tiket </w:t>
       </w:r>
     </w:p>
     <w:p>
@@ -5898,7 +5927,15 @@
     <w:p>
       <w:pPr>
         <w:pStyle w:val="ListParagraph"/>
-      </w:pPr>
+        <w:numPr>
+          <w:ilvl w:val="0"/>
+          <w:numId w:val="3"/>
+        </w:numPr>
+      </w:pPr>
+      <w:r>
+        <w:lastRenderedPageBreak/>
+        <w:t xml:space="preserve">Badge notifikasi untuk notifikasi server – side </w:t>
+      </w:r>
     </w:p>
     <w:p>
       <w:pPr>
@@ -5917,7 +5954,6 @@
           <w:b/>
           <w:bCs/>
         </w:rPr>
-        <w:lastRenderedPageBreak/>
         <w:t xml:space="preserve">1.5 Spesifikasi </w:t>
       </w:r>
     </w:p>
@@ -6027,18 +6063,23 @@
       <w:tblPr>
         <w:tblStyle w:val="TableGrid"/>
         <w:tblW w:w="0" w:type="auto"/>
+        <w:jc w:val="center"/>
         <w:tblLook w:val="04A0" w:firstRow="1" w:lastRow="0" w:firstColumn="1" w:lastColumn="0" w:noHBand="0" w:noVBand="1"/>
       </w:tblPr>
       <w:tblGrid>
-        <w:gridCol w:w="2829"/>
+        <w:gridCol w:w="2454"/>
         <w:gridCol w:w="891"/>
-        <w:gridCol w:w="811"/>
-        <w:gridCol w:w="4485"/>
+        <w:gridCol w:w="554"/>
+        <w:gridCol w:w="879"/>
+        <w:gridCol w:w="4238"/>
       </w:tblGrid>
       <w:tr>
+        <w:trPr>
+          <w:jc w:val="center"/>
+        </w:trPr>
         <w:tc>
           <w:tcPr>
-            <w:tcW w:w="2829" w:type="dxa"/>
+            <w:tcW w:w="2454" w:type="dxa"/>
             <w:shd w:val="clear" w:color="auto" w:fill="000000" w:themeFill="text1"/>
           </w:tcPr>
           <w:p>
@@ -6086,7 +6127,7 @@
         </w:tc>
         <w:tc>
           <w:tcPr>
-            <w:tcW w:w="811" w:type="dxa"/>
+            <w:tcW w:w="554" w:type="dxa"/>
             <w:shd w:val="clear" w:color="auto" w:fill="000000" w:themeFill="text1"/>
           </w:tcPr>
           <w:p>
@@ -6110,7 +6151,7 @@
         </w:tc>
         <w:tc>
           <w:tcPr>
-            <w:tcW w:w="4485" w:type="dxa"/>
+            <w:tcW w:w="879" w:type="dxa"/>
             <w:shd w:val="clear" w:color="auto" w:fill="000000" w:themeFill="text1"/>
           </w:tcPr>
           <w:p>
@@ -6128,15 +6169,42 @@
                 <w:bCs/>
                 <w:color w:val="FFFFFF" w:themeColor="background1"/>
               </w:rPr>
+              <w:t>Vendor</w:t>
+            </w:r>
+          </w:p>
+        </w:tc>
+        <w:tc>
+          <w:tcPr>
+            <w:tcW w:w="4238" w:type="dxa"/>
+            <w:shd w:val="clear" w:color="auto" w:fill="000000" w:themeFill="text1"/>
+          </w:tcPr>
+          <w:p>
+            <w:pPr>
+              <w:jc w:val="center"/>
+              <w:rPr>
+                <w:b/>
+                <w:bCs/>
+                <w:color w:val="FFFFFF" w:themeColor="background1"/>
+              </w:rPr>
+            </w:pPr>
+            <w:r>
+              <w:rPr>
+                <w:b/>
+                <w:bCs/>
+                <w:color w:val="FFFFFF" w:themeColor="background1"/>
+              </w:rPr>
               <w:t>Catatan</w:t>
             </w:r>
           </w:p>
         </w:tc>
       </w:tr>
       <w:tr>
+        <w:trPr>
+          <w:jc w:val="center"/>
+        </w:trPr>
         <w:tc>
           <w:tcPr>
-            <w:tcW w:w="2829" w:type="dxa"/>
+            <w:tcW w:w="2454" w:type="dxa"/>
           </w:tcPr>
           <w:p>
             <w:r>
@@ -6147,6 +6215,7 @@
         <w:tc>
           <w:tcPr>
             <w:tcW w:w="891" w:type="dxa"/>
+            <w:vAlign w:val="center"/>
           </w:tcPr>
           <w:p>
             <w:pPr>
@@ -6159,7 +6228,8 @@
         </w:tc>
         <w:tc>
           <w:tcPr>
-            <w:tcW w:w="811" w:type="dxa"/>
+            <w:tcW w:w="554" w:type="dxa"/>
+            <w:vAlign w:val="center"/>
           </w:tcPr>
           <w:p>
             <w:pPr>
@@ -6172,7 +6242,21 @@
         </w:tc>
         <w:tc>
           <w:tcPr>
-            <w:tcW w:w="4485" w:type="dxa"/>
+            <w:tcW w:w="879" w:type="dxa"/>
+            <w:vAlign w:val="center"/>
+          </w:tcPr>
+          <w:p>
+            <w:pPr>
+              <w:jc w:val="center"/>
+            </w:pPr>
+            <w:r>
+              <w:t>V</w:t>
+            </w:r>
+          </w:p>
+        </w:tc>
+        <w:tc>
+          <w:tcPr>
+            <w:tcW w:w="4238" w:type="dxa"/>
           </w:tcPr>
           <w:p>
             <w:r>
@@ -6182,9 +6266,12 @@
         </w:tc>
       </w:tr>
       <w:tr>
+        <w:trPr>
+          <w:jc w:val="center"/>
+        </w:trPr>
         <w:tc>
           <w:tcPr>
-            <w:tcW w:w="2829" w:type="dxa"/>
+            <w:tcW w:w="2454" w:type="dxa"/>
           </w:tcPr>
           <w:p>
             <w:r>
@@ -6195,6 +6282,7 @@
         <w:tc>
           <w:tcPr>
             <w:tcW w:w="891" w:type="dxa"/>
+            <w:vAlign w:val="center"/>
           </w:tcPr>
           <w:p>
             <w:pPr>
@@ -6207,7 +6295,8 @@
         </w:tc>
         <w:tc>
           <w:tcPr>
-            <w:tcW w:w="811" w:type="dxa"/>
+            <w:tcW w:w="554" w:type="dxa"/>
+            <w:vAlign w:val="center"/>
           </w:tcPr>
           <w:p>
             <w:pPr>
@@ -6220,15 +6309,32 @@
         </w:tc>
         <w:tc>
           <w:tcPr>
-            <w:tcW w:w="4485" w:type="dxa"/>
+            <w:tcW w:w="879" w:type="dxa"/>
+            <w:vAlign w:val="center"/>
+          </w:tcPr>
+          <w:p>
+            <w:pPr>
+              <w:jc w:val="center"/>
+            </w:pPr>
+            <w:r>
+              <w:t>X</w:t>
+            </w:r>
+          </w:p>
+        </w:tc>
+        <w:tc>
+          <w:tcPr>
+            <w:tcW w:w="4238" w:type="dxa"/>
           </w:tcPr>
           <w:p/>
         </w:tc>
       </w:tr>
       <w:tr>
+        <w:trPr>
+          <w:jc w:val="center"/>
+        </w:trPr>
         <w:tc>
           <w:tcPr>
-            <w:tcW w:w="2829" w:type="dxa"/>
+            <w:tcW w:w="2454" w:type="dxa"/>
           </w:tcPr>
           <w:p>
             <w:r>
@@ -6239,6 +6345,7 @@
         <w:tc>
           <w:tcPr>
             <w:tcW w:w="891" w:type="dxa"/>
+            <w:vAlign w:val="center"/>
           </w:tcPr>
           <w:p>
             <w:pPr>
@@ -6251,7 +6358,8 @@
         </w:tc>
         <w:tc>
           <w:tcPr>
-            <w:tcW w:w="811" w:type="dxa"/>
+            <w:tcW w:w="554" w:type="dxa"/>
+            <w:vAlign w:val="center"/>
           </w:tcPr>
           <w:p>
             <w:pPr>
@@ -6264,7 +6372,21 @@
         </w:tc>
         <w:tc>
           <w:tcPr>
-            <w:tcW w:w="4485" w:type="dxa"/>
+            <w:tcW w:w="879" w:type="dxa"/>
+            <w:vAlign w:val="center"/>
+          </w:tcPr>
+          <w:p>
+            <w:pPr>
+              <w:jc w:val="center"/>
+            </w:pPr>
+            <w:r>
+              <w:t>V</w:t>
+            </w:r>
+          </w:p>
+        </w:tc>
+        <w:tc>
+          <w:tcPr>
+            <w:tcW w:w="4238" w:type="dxa"/>
           </w:tcPr>
           <w:p>
             <w:r>
@@ -6274,9 +6396,12 @@
         </w:tc>
       </w:tr>
       <w:tr>
+        <w:trPr>
+          <w:jc w:val="center"/>
+        </w:trPr>
         <w:tc>
           <w:tcPr>
-            <w:tcW w:w="2829" w:type="dxa"/>
+            <w:tcW w:w="2454" w:type="dxa"/>
           </w:tcPr>
           <w:p>
             <w:r>
@@ -6287,6 +6412,7 @@
         <w:tc>
           <w:tcPr>
             <w:tcW w:w="891" w:type="dxa"/>
+            <w:vAlign w:val="center"/>
           </w:tcPr>
           <w:p>
             <w:pPr>
@@ -6299,7 +6425,8 @@
         </w:tc>
         <w:tc>
           <w:tcPr>
-            <w:tcW w:w="811" w:type="dxa"/>
+            <w:tcW w:w="554" w:type="dxa"/>
+            <w:vAlign w:val="center"/>
           </w:tcPr>
           <w:p>
             <w:pPr>
@@ -6312,15 +6439,32 @@
         </w:tc>
         <w:tc>
           <w:tcPr>
-            <w:tcW w:w="4485" w:type="dxa"/>
+            <w:tcW w:w="879" w:type="dxa"/>
+            <w:vAlign w:val="center"/>
+          </w:tcPr>
+          <w:p>
+            <w:pPr>
+              <w:jc w:val="center"/>
+            </w:pPr>
+            <w:r>
+              <w:t>X</w:t>
+            </w:r>
+          </w:p>
+        </w:tc>
+        <w:tc>
+          <w:tcPr>
+            <w:tcW w:w="4238" w:type="dxa"/>
           </w:tcPr>
           <w:p/>
         </w:tc>
       </w:tr>
       <w:tr>
+        <w:trPr>
+          <w:jc w:val="center"/>
+        </w:trPr>
         <w:tc>
           <w:tcPr>
-            <w:tcW w:w="2829" w:type="dxa"/>
+            <w:tcW w:w="2454" w:type="dxa"/>
           </w:tcPr>
           <w:p>
             <w:r>
@@ -6331,6 +6475,7 @@
         <w:tc>
           <w:tcPr>
             <w:tcW w:w="891" w:type="dxa"/>
+            <w:vAlign w:val="center"/>
           </w:tcPr>
           <w:p>
             <w:pPr>
@@ -6343,7 +6488,8 @@
         </w:tc>
         <w:tc>
           <w:tcPr>
-            <w:tcW w:w="811" w:type="dxa"/>
+            <w:tcW w:w="554" w:type="dxa"/>
+            <w:vAlign w:val="center"/>
           </w:tcPr>
           <w:p>
             <w:pPr>
@@ -6356,15 +6502,32 @@
         </w:tc>
         <w:tc>
           <w:tcPr>
-            <w:tcW w:w="4485" w:type="dxa"/>
+            <w:tcW w:w="879" w:type="dxa"/>
+            <w:vAlign w:val="center"/>
+          </w:tcPr>
+          <w:p>
+            <w:pPr>
+              <w:jc w:val="center"/>
+            </w:pPr>
+            <w:r>
+              <w:t>X</w:t>
+            </w:r>
+          </w:p>
+        </w:tc>
+        <w:tc>
+          <w:tcPr>
+            <w:tcW w:w="4238" w:type="dxa"/>
           </w:tcPr>
           <w:p/>
         </w:tc>
       </w:tr>
       <w:tr>
+        <w:trPr>
+          <w:jc w:val="center"/>
+        </w:trPr>
         <w:tc>
           <w:tcPr>
-            <w:tcW w:w="2829" w:type="dxa"/>
+            <w:tcW w:w="2454" w:type="dxa"/>
           </w:tcPr>
           <w:p>
             <w:r>
@@ -6375,6 +6538,7 @@
         <w:tc>
           <w:tcPr>
             <w:tcW w:w="891" w:type="dxa"/>
+            <w:vAlign w:val="center"/>
           </w:tcPr>
           <w:p>
             <w:pPr>
@@ -6387,7 +6551,8 @@
         </w:tc>
         <w:tc>
           <w:tcPr>
-            <w:tcW w:w="811" w:type="dxa"/>
+            <w:tcW w:w="554" w:type="dxa"/>
+            <w:vAlign w:val="center"/>
           </w:tcPr>
           <w:p>
             <w:pPr>
@@ -6400,15 +6565,32 @@
         </w:tc>
         <w:tc>
           <w:tcPr>
-            <w:tcW w:w="4485" w:type="dxa"/>
+            <w:tcW w:w="879" w:type="dxa"/>
+            <w:vAlign w:val="center"/>
+          </w:tcPr>
+          <w:p>
+            <w:pPr>
+              <w:jc w:val="center"/>
+            </w:pPr>
+            <w:r>
+              <w:t>X</w:t>
+            </w:r>
+          </w:p>
+        </w:tc>
+        <w:tc>
+          <w:tcPr>
+            <w:tcW w:w="4238" w:type="dxa"/>
           </w:tcPr>
           <w:p/>
         </w:tc>
       </w:tr>
       <w:tr>
+        <w:trPr>
+          <w:jc w:val="center"/>
+        </w:trPr>
         <w:tc>
           <w:tcPr>
-            <w:tcW w:w="2829" w:type="dxa"/>
+            <w:tcW w:w="2454" w:type="dxa"/>
           </w:tcPr>
           <w:p>
             <w:r>
@@ -6419,6 +6601,7 @@
         <w:tc>
           <w:tcPr>
             <w:tcW w:w="891" w:type="dxa"/>
+            <w:vAlign w:val="center"/>
           </w:tcPr>
           <w:p>
             <w:pPr>
@@ -6431,7 +6614,8 @@
         </w:tc>
         <w:tc>
           <w:tcPr>
-            <w:tcW w:w="811" w:type="dxa"/>
+            <w:tcW w:w="554" w:type="dxa"/>
+            <w:vAlign w:val="center"/>
           </w:tcPr>
           <w:p>
             <w:pPr>
@@ -6444,15 +6628,32 @@
         </w:tc>
         <w:tc>
           <w:tcPr>
-            <w:tcW w:w="4485" w:type="dxa"/>
+            <w:tcW w:w="879" w:type="dxa"/>
+            <w:vAlign w:val="center"/>
+          </w:tcPr>
+          <w:p>
+            <w:pPr>
+              <w:jc w:val="center"/>
+            </w:pPr>
+            <w:r>
+              <w:t>V</w:t>
+            </w:r>
+          </w:p>
+        </w:tc>
+        <w:tc>
+          <w:tcPr>
+            <w:tcW w:w="4238" w:type="dxa"/>
           </w:tcPr>
           <w:p/>
         </w:tc>
       </w:tr>
       <w:tr>
+        <w:trPr>
+          <w:jc w:val="center"/>
+        </w:trPr>
         <w:tc>
           <w:tcPr>
-            <w:tcW w:w="2829" w:type="dxa"/>
+            <w:tcW w:w="2454" w:type="dxa"/>
           </w:tcPr>
           <w:p>
             <w:r>
@@ -6463,6 +6664,7 @@
         <w:tc>
           <w:tcPr>
             <w:tcW w:w="891" w:type="dxa"/>
+            <w:vAlign w:val="center"/>
           </w:tcPr>
           <w:p>
             <w:pPr>
@@ -6475,7 +6677,8 @@
         </w:tc>
         <w:tc>
           <w:tcPr>
-            <w:tcW w:w="811" w:type="dxa"/>
+            <w:tcW w:w="554" w:type="dxa"/>
+            <w:vAlign w:val="center"/>
           </w:tcPr>
           <w:p>
             <w:pPr>
@@ -6488,7 +6691,21 @@
         </w:tc>
         <w:tc>
           <w:tcPr>
-            <w:tcW w:w="4485" w:type="dxa"/>
+            <w:tcW w:w="879" w:type="dxa"/>
+            <w:vAlign w:val="center"/>
+          </w:tcPr>
+          <w:p>
+            <w:pPr>
+              <w:jc w:val="center"/>
+            </w:pPr>
+            <w:r>
+              <w:t>V</w:t>
+            </w:r>
+          </w:p>
+        </w:tc>
+        <w:tc>
+          <w:tcPr>
+            <w:tcW w:w="4238" w:type="dxa"/>
           </w:tcPr>
           <w:p>
             <w:r>
@@ -6503,9 +6720,12 @@
         </w:tc>
       </w:tr>
       <w:tr>
+        <w:trPr>
+          <w:jc w:val="center"/>
+        </w:trPr>
         <w:tc>
           <w:tcPr>
-            <w:tcW w:w="2829" w:type="dxa"/>
+            <w:tcW w:w="2454" w:type="dxa"/>
           </w:tcPr>
           <w:p>
             <w:r>
@@ -6516,6 +6736,7 @@
         <w:tc>
           <w:tcPr>
             <w:tcW w:w="891" w:type="dxa"/>
+            <w:vAlign w:val="center"/>
           </w:tcPr>
           <w:p>
             <w:pPr>
@@ -6528,7 +6749,8 @@
         </w:tc>
         <w:tc>
           <w:tcPr>
-            <w:tcW w:w="811" w:type="dxa"/>
+            <w:tcW w:w="554" w:type="dxa"/>
+            <w:vAlign w:val="center"/>
           </w:tcPr>
           <w:p>
             <w:pPr>
@@ -6541,7 +6763,84 @@
         </w:tc>
         <w:tc>
           <w:tcPr>
-            <w:tcW w:w="4485" w:type="dxa"/>
+            <w:tcW w:w="879" w:type="dxa"/>
+            <w:vAlign w:val="center"/>
+          </w:tcPr>
+          <w:p>
+            <w:pPr>
+              <w:jc w:val="center"/>
+            </w:pPr>
+            <w:r>
+              <w:t>X</w:t>
+            </w:r>
+          </w:p>
+        </w:tc>
+        <w:tc>
+          <w:tcPr>
+            <w:tcW w:w="4238" w:type="dxa"/>
+          </w:tcPr>
+          <w:p/>
+        </w:tc>
+      </w:tr>
+      <w:tr>
+        <w:trPr>
+          <w:jc w:val="center"/>
+        </w:trPr>
+        <w:tc>
+          <w:tcPr>
+            <w:tcW w:w="2454" w:type="dxa"/>
+          </w:tcPr>
+          <w:p>
+            <w:r>
+              <w:t>Manajemen User</w:t>
+            </w:r>
+          </w:p>
+        </w:tc>
+        <w:tc>
+          <w:tcPr>
+            <w:tcW w:w="891" w:type="dxa"/>
+            <w:vAlign w:val="center"/>
+          </w:tcPr>
+          <w:p>
+            <w:pPr>
+              <w:jc w:val="center"/>
+            </w:pPr>
+            <w:r>
+              <w:t>X</w:t>
+            </w:r>
+          </w:p>
+        </w:tc>
+        <w:tc>
+          <w:tcPr>
+            <w:tcW w:w="554" w:type="dxa"/>
+            <w:vAlign w:val="center"/>
+          </w:tcPr>
+          <w:p>
+            <w:pPr>
+              <w:jc w:val="center"/>
+            </w:pPr>
+            <w:r>
+              <w:t>V</w:t>
+            </w:r>
+          </w:p>
+        </w:tc>
+        <w:tc>
+          <w:tcPr>
+            <w:tcW w:w="879" w:type="dxa"/>
+            <w:vAlign w:val="center"/>
+          </w:tcPr>
+          <w:p>
+            <w:pPr>
+              <w:jc w:val="center"/>
+            </w:pPr>
+            <w:r>
+              <w:t>X</w:t>
+            </w:r>
+          </w:p>
+        </w:tc>
+        <w:tc>
+          <w:tcPr>
+            <w:tcW w:w="4238" w:type="dxa"/>
           </w:tcPr>
           <w:p/>
         </w:tc>
@@ -6569,7 +6868,67 @@
       </w:pPr>
       <w:bookmarkStart w:id="4" w:name="_Toc209913514"/>
       <w:r>
+        <w:rPr>
+          <w:noProof/>
+        </w:rPr>
         <w:lastRenderedPageBreak/>
+        <w:drawing>
+          <wp:anchor distT="0" distB="0" distL="114300" distR="114300" simplePos="0" relativeHeight="251661312" behindDoc="0" locked="0" layoutInCell="1" allowOverlap="1" wp14:anchorId="349D4F84" wp14:editId="7F3C1E07">
+            <wp:simplePos x="0" y="0"/>
+            <wp:positionH relativeFrom="margin">
+              <wp:align>center</wp:align>
+            </wp:positionH>
+            <wp:positionV relativeFrom="paragraph">
+              <wp:posOffset>409257</wp:posOffset>
+            </wp:positionV>
+            <wp:extent cx="6753475" cy="6353175"/>
+            <wp:effectExtent l="0" t="0" r="9525" b="0"/>
+            <wp:wrapSquare wrapText="bothSides"/>
+            <wp:docPr id="1443840099" name="Picture 1"/>
+            <wp:cNvGraphicFramePr>
+              <a:graphicFrameLocks xmlns:a="http://schemas.openxmlformats.org/drawingml/2006/main" noChangeAspect="1"/>
+            </wp:cNvGraphicFramePr>
+            <a:graphic xmlns:a="http://schemas.openxmlformats.org/drawingml/2006/main">
+              <a:graphicData uri="http://schemas.openxmlformats.org/drawingml/2006/picture">
+                <pic:pic xmlns:pic="http://schemas.openxmlformats.org/drawingml/2006/picture">
+                  <pic:nvPicPr>
+                    <pic:cNvPr id="1443840099" name=""/>
+                    <pic:cNvPicPr/>
+                  </pic:nvPicPr>
+                  <pic:blipFill>
+                    <a:blip r:embed="rId8">
+                      <a:extLst>
+                        <a:ext uri="{28A0092B-C50C-407E-A947-70E740481C1C}">
+                          <a14:useLocalDpi xmlns:a14="http://schemas.microsoft.com/office/drawing/2010/main" val="0"/>
+                        </a:ext>
+                      </a:extLst>
+                    </a:blip>
+                    <a:stretch>
+                      <a:fillRect/>
+                    </a:stretch>
+                  </pic:blipFill>
+                  <pic:spPr>
+                    <a:xfrm>
+                      <a:off x="0" y="0"/>
+                      <a:ext cx="6753475" cy="6353175"/>
+                    </a:xfrm>
+                    <a:prstGeom prst="rect">
+                      <a:avLst/>
+                    </a:prstGeom>
+                  </pic:spPr>
+                </pic:pic>
+              </a:graphicData>
+            </a:graphic>
+            <wp14:sizeRelH relativeFrom="page">
+              <wp14:pctWidth>0</wp14:pctWidth>
+            </wp14:sizeRelH>
+            <wp14:sizeRelV relativeFrom="page">
+              <wp14:pctHeight>0</wp14:pctHeight>
+            </wp14:sizeRelV>
+          </wp:anchor>
+        </w:drawing>
+      </w:r>
+      <w:r>
         <w:t>3</w:t>
       </w:r>
       <w:r>
@@ -6581,84 +6940,6 @@
       <w:pPr>
         <w:pStyle w:val="Heading2"/>
       </w:pPr>
-    </w:p>
-    <w:p>
-      <w:pPr>
-        <w:pStyle w:val="Heading2"/>
-      </w:pPr>
-      <w:bookmarkStart w:id="5" w:name="_Toc209913515"/>
-      <w:r>
-        <w:t>3.1 Flow Pembuatan Tiket ( User Cabang )</w:t>
-      </w:r>
-      <w:bookmarkEnd w:id="5"/>
-    </w:p>
-    <w:p/>
-    <w:p>
-      <w:pPr>
-        <w:jc w:val="center"/>
-      </w:pPr>
-      <w:r>
-        <w:object w:dxaOrig="4493" w:dyaOrig="10876" w14:anchorId="1516EEB6">
-          <v:shapetype id="_x0000_t75" coordsize="21600,21600" o:spt="75" o:preferrelative="t" path="m@4@5l@4@11@9@11@9@5xe" filled="f" stroked="f">
-            <v:stroke joinstyle="miter"/>
-            <v:formulas>
-              <v:f eqn="if lineDrawn pixelLineWidth 0"/>
-              <v:f eqn="sum @0 1 0"/>
-              <v:f eqn="sum 0 0 @1"/>
-              <v:f eqn="prod @2 1 2"/>
-              <v:f eqn="prod @3 21600 pixelWidth"/>
-              <v:f eqn="prod @3 21600 pixelHeight"/>
-              <v:f eqn="sum @0 0 1"/>
-              <v:f eqn="prod @6 1 2"/>
-              <v:f eqn="prod @7 21600 pixelWidth"/>
-              <v:f eqn="sum @8 21600 0"/>
-              <v:f eqn="prod @7 21600 pixelHeight"/>
-              <v:f eqn="sum @10 21600 0"/>
-            </v:formulas>
-            <v:path o:extrusionok="f" gradientshapeok="t" o:connecttype="rect"/>
-            <o:lock v:ext="edit" aspectratio="t"/>
-          </v:shapetype>
-          <v:shape id="_x0000_i1030" type="#_x0000_t75" style="width:224.65pt;height:543.8pt" o:ole="">
-            <v:imagedata r:id="rId8" o:title=""/>
-          </v:shape>
-          <o:OLEObject Type="Embed" ProgID="Visio.Drawing.15" ShapeID="_x0000_i1030" DrawAspect="Content" ObjectID="_1820526557" r:id="rId9"/>
-        </w:object>
-      </w:r>
-    </w:p>
-    <w:p>
-      <w:pPr>
-        <w:jc w:val="center"/>
-      </w:pPr>
-    </w:p>
-    <w:p>
-      <w:pPr>
-        <w:jc w:val="center"/>
-      </w:pPr>
-    </w:p>
-    <w:p>
-      <w:pPr>
-        <w:pStyle w:val="Heading2"/>
-      </w:pPr>
-      <w:bookmarkStart w:id="6" w:name="_Toc209913516"/>
-      <w:r>
-        <w:lastRenderedPageBreak/>
-        <w:t>3.2 Flow Tindak Lanjut Tiket ( User IT )</w:t>
-      </w:r>
-      <w:bookmarkEnd w:id="6"/>
-    </w:p>
-    <w:p/>
-    <w:p>
-      <w:pPr>
-        <w:jc w:val="center"/>
-      </w:pPr>
-      <w:r>
-        <w:object w:dxaOrig="4493" w:dyaOrig="9601" w14:anchorId="5311A8CF">
-          <v:shape id="_x0000_i1028" type="#_x0000_t75" style="width:224.65pt;height:480.05pt" o:ole="">
-            <v:imagedata r:id="rId10" o:title=""/>
-          </v:shape>
-          <o:OLEObject Type="Embed" ProgID="Visio.Drawing.15" ShapeID="_x0000_i1028" DrawAspect="Content" ObjectID="_1820526558" r:id="rId11"/>
-        </w:object>
-      </w:r>
     </w:p>
     <w:p/>
     <w:p/>
@@ -6666,17 +6947,850 @@
     <w:p/>
     <w:p/>
     <w:p/>
+    <w:p/>
     <w:p>
       <w:pPr>
         <w:pStyle w:val="Heading1"/>
       </w:pPr>
-      <w:bookmarkStart w:id="7" w:name="_Toc209913517"/>
+      <w:bookmarkStart w:id="5" w:name="_Toc209913517"/>
+      <w:r>
+        <w:t>4. Database</w:t>
+      </w:r>
+      <w:bookmarkEnd w:id="5"/>
+    </w:p>
+    <w:p/>
+    <w:p>
+      <w:r>
+        <w:rPr>
+          <w:b/>
+          <w:bCs/>
+        </w:rPr>
+        <w:t>Tabel Users</w:t>
+      </w:r>
+    </w:p>
+    <w:p>
+      <w:pPr>
+        <w:numPr>
+          <w:ilvl w:val="0"/>
+          <w:numId w:val="4"/>
+        </w:numPr>
+      </w:pPr>
+      <w:r>
+        <w:t>id: bigint, PK, auto-increment.</w:t>
+      </w:r>
+    </w:p>
+    <w:p>
+      <w:pPr>
+        <w:numPr>
+          <w:ilvl w:val="0"/>
+          <w:numId w:val="4"/>
+        </w:numPr>
+      </w:pPr>
+      <w:r>
+        <w:t>name: string, required.</w:t>
+      </w:r>
+    </w:p>
+    <w:p>
+      <w:pPr>
+        <w:numPr>
+          <w:ilvl w:val="0"/>
+          <w:numId w:val="4"/>
+        </w:numPr>
+      </w:pPr>
+      <w:r>
+        <w:t>username: string, unique, required.</w:t>
+      </w:r>
+    </w:p>
+    <w:p>
+      <w:pPr>
+        <w:numPr>
+          <w:ilvl w:val="0"/>
+          <w:numId w:val="4"/>
+        </w:numPr>
+      </w:pPr>
+      <w:r>
+        <w:t>email: string, unique, required.</w:t>
+      </w:r>
+    </w:p>
+    <w:p>
+      <w:pPr>
+        <w:numPr>
+          <w:ilvl w:val="0"/>
+          <w:numId w:val="4"/>
+        </w:numPr>
+      </w:pPr>
+      <w:r>
+        <w:t>email_verified_at: timestamp, nullable.</w:t>
+      </w:r>
+    </w:p>
+    <w:p>
+      <w:pPr>
+        <w:numPr>
+          <w:ilvl w:val="0"/>
+          <w:numId w:val="4"/>
+        </w:numPr>
+      </w:pPr>
+      <w:r>
+        <w:t>password: string, required (bcrypt).</w:t>
+      </w:r>
+    </w:p>
+    <w:p>
+      <w:pPr>
+        <w:numPr>
+          <w:ilvl w:val="0"/>
+          <w:numId w:val="4"/>
+        </w:numPr>
+      </w:pPr>
+      <w:r>
+        <w:t>remember_token: string(100), nullable.</w:t>
+      </w:r>
+    </w:p>
+    <w:p>
+      <w:pPr>
+        <w:numPr>
+          <w:ilvl w:val="0"/>
+          <w:numId w:val="4"/>
+        </w:numPr>
+      </w:pPr>
+      <w:r>
+        <w:t>role: enum: IT, CABANG, VENDOR; default CABANG.</w:t>
+      </w:r>
+    </w:p>
+    <w:p>
+      <w:pPr>
+        <w:numPr>
+          <w:ilvl w:val="0"/>
+          <w:numId w:val="4"/>
+        </w:numPr>
+      </w:pPr>
+      <w:r>
+        <w:t>timestamps: created_at, updated_at.</w:t>
+      </w:r>
+    </w:p>
+    <w:p>
+      <w:r>
+        <w:rPr>
+          <w:b/>
+          <w:bCs/>
+        </w:rPr>
+        <w:t>Tabel Tickets</w:t>
+      </w:r>
+    </w:p>
+    <w:p>
+      <w:pPr>
+        <w:numPr>
+          <w:ilvl w:val="0"/>
+          <w:numId w:val="5"/>
+        </w:numPr>
+      </w:pPr>
+      <w:r>
+        <w:t>id: bigint, PK, auto-increment.</w:t>
+      </w:r>
+    </w:p>
+    <w:p>
+      <w:pPr>
+        <w:numPr>
+          <w:ilvl w:val="0"/>
+          <w:numId w:val="5"/>
+        </w:numPr>
+      </w:pPr>
+      <w:r>
+        <w:t>category_id: FK ke categories.id, nullable, on delete set null.</w:t>
+      </w:r>
+    </w:p>
+    <w:p>
+      <w:pPr>
+        <w:numPr>
+          <w:ilvl w:val="0"/>
+          <w:numId w:val="5"/>
+        </w:numPr>
+      </w:pPr>
+      <w:r>
+        <w:t>subcategory_id: FK ke subcategories.id, nullable, on delete set null.</w:t>
+      </w:r>
+    </w:p>
+    <w:p>
+      <w:pPr>
+        <w:numPr>
+          <w:ilvl w:val="0"/>
+          <w:numId w:val="5"/>
+        </w:numPr>
+      </w:pPr>
+      <w:r>
+        <w:t>nomor_tiket: string, unique, format bebas (aplikasi bisa pakai TCK-YYYYMM-XXXX).</w:t>
+      </w:r>
+    </w:p>
+    <w:p>
+      <w:pPr>
+        <w:numPr>
+          <w:ilvl w:val="0"/>
+          <w:numId w:val="5"/>
+        </w:numPr>
+      </w:pPr>
+      <w:r>
+        <w:t>user_id: FK ke users.id, required, on delete restrict (default constrained()).</w:t>
+      </w:r>
+    </w:p>
+    <w:p>
+      <w:pPr>
+        <w:numPr>
+          <w:ilvl w:val="0"/>
+          <w:numId w:val="5"/>
+        </w:numPr>
+      </w:pPr>
+      <w:r>
+        <w:t>it_id: FK ke users.id, nullable, null on delete (handler IT).</w:t>
+      </w:r>
+    </w:p>
+    <w:p>
+      <w:pPr>
+        <w:numPr>
+          <w:ilvl w:val="0"/>
+          <w:numId w:val="5"/>
+        </w:numPr>
+      </w:pPr>
+      <w:r>
+        <w:t>vendor_id: FK ke users.id, nullable, null on delete (assigned vendor).</w:t>
+      </w:r>
+    </w:p>
+    <w:p>
+      <w:pPr>
+        <w:numPr>
+          <w:ilvl w:val="0"/>
+          <w:numId w:val="5"/>
+        </w:numPr>
+      </w:pPr>
+      <w:r>
+        <w:t>kategori: string(255), nullable. Catatan: sudah diubah dari enum ke string panjang.</w:t>
+      </w:r>
+    </w:p>
+    <w:p>
+      <w:pPr>
+        <w:numPr>
+          <w:ilvl w:val="0"/>
+          <w:numId w:val="5"/>
+        </w:numPr>
+      </w:pPr>
+      <w:r>
+        <w:t>deskripsi: text, required.</w:t>
+      </w:r>
+    </w:p>
+    <w:p>
+      <w:pPr>
+        <w:numPr>
+          <w:ilvl w:val="0"/>
+          <w:numId w:val="5"/>
+        </w:numPr>
+      </w:pPr>
+      <w:r>
+        <w:t>lampiran: string (path), nullable.</w:t>
+      </w:r>
+    </w:p>
+    <w:p>
+      <w:pPr>
+        <w:numPr>
+          <w:ilvl w:val="0"/>
+          <w:numId w:val="5"/>
+        </w:numPr>
+      </w:pPr>
+      <w:r>
+        <w:t>status: enum: OPEN, ON_PROGRESS, ESKALASI_VENDOR, VENDOR_RESOLVED, CLOSED; default OPEN.</w:t>
+      </w:r>
+    </w:p>
+    <w:p>
+      <w:pPr>
+        <w:numPr>
+          <w:ilvl w:val="0"/>
+          <w:numId w:val="5"/>
+        </w:numPr>
+      </w:pPr>
+      <w:r>
+        <w:t>eskalasi: enum: TIDAK, VENDOR; nullable/ada default TIDAK tergantung urutan migrasi. Efektif saat ini tersedia nilai keduanya.</w:t>
+      </w:r>
+    </w:p>
+    <w:p>
+      <w:pPr>
+        <w:numPr>
+          <w:ilvl w:val="0"/>
+          <w:numId w:val="5"/>
+        </w:numPr>
+      </w:pPr>
+      <w:r>
+        <w:t>progress_note: text, nullable.</w:t>
+      </w:r>
+    </w:p>
+    <w:p>
+      <w:pPr>
+        <w:numPr>
+          <w:ilvl w:val="0"/>
+          <w:numId w:val="5"/>
+        </w:numPr>
+      </w:pPr>
+      <w:r>
+        <w:t>progress_at: timestamp, nullable.</w:t>
+      </w:r>
+    </w:p>
+    <w:p>
+      <w:pPr>
+        <w:numPr>
+          <w:ilvl w:val="0"/>
+          <w:numId w:val="5"/>
+        </w:numPr>
+      </w:pPr>
+      <w:r>
+        <w:t>taken_at: timestamp, nullable.</w:t>
+      </w:r>
+    </w:p>
+    <w:p>
+      <w:pPr>
+        <w:numPr>
+          <w:ilvl w:val="0"/>
+          <w:numId w:val="5"/>
+        </w:numPr>
+      </w:pPr>
       <w:r>
         <w:lastRenderedPageBreak/>
-        <w:t>4. Database</w:t>
-      </w:r>
-      <w:bookmarkEnd w:id="7"/>
-    </w:p>
+        <w:t>closed_at: timestamp, nullable.</w:t>
+      </w:r>
+    </w:p>
+    <w:p>
+      <w:pPr>
+        <w:numPr>
+          <w:ilvl w:val="0"/>
+          <w:numId w:val="5"/>
+        </w:numPr>
+      </w:pPr>
+      <w:r>
+        <w:t>vendor_followup: text, nullable.</w:t>
+      </w:r>
+    </w:p>
+    <w:p>
+      <w:pPr>
+        <w:numPr>
+          <w:ilvl w:val="0"/>
+          <w:numId w:val="5"/>
+        </w:numPr>
+      </w:pPr>
+      <w:r>
+        <w:t>vendor_followup_at: timestamp, nullable.</w:t>
+      </w:r>
+    </w:p>
+    <w:p>
+      <w:pPr>
+        <w:numPr>
+          <w:ilvl w:val="0"/>
+          <w:numId w:val="5"/>
+        </w:numPr>
+      </w:pPr>
+      <w:r>
+        <w:t>closed_note: text, nullable.</w:t>
+      </w:r>
+    </w:p>
+    <w:p>
+      <w:pPr>
+        <w:numPr>
+          <w:ilvl w:val="0"/>
+          <w:numId w:val="5"/>
+        </w:numPr>
+      </w:pPr>
+      <w:r>
+        <w:t>root_cause: string(100), nullable.</w:t>
+      </w:r>
+    </w:p>
+    <w:p>
+      <w:pPr>
+        <w:numPr>
+          <w:ilvl w:val="0"/>
+          <w:numId w:val="5"/>
+        </w:numPr>
+      </w:pPr>
+      <w:r>
+        <w:t>timestamps: created_at, updated_at.</w:t>
+      </w:r>
+    </w:p>
+    <w:p>
+      <w:r>
+        <w:rPr>
+          <w:b/>
+          <w:bCs/>
+        </w:rPr>
+        <w:t>Tabel Ticket_Comments</w:t>
+      </w:r>
+    </w:p>
+    <w:p>
+      <w:pPr>
+        <w:numPr>
+          <w:ilvl w:val="0"/>
+          <w:numId w:val="6"/>
+        </w:numPr>
+      </w:pPr>
+      <w:r>
+        <w:t>id: bigint, PK, auto-increment.</w:t>
+      </w:r>
+    </w:p>
+    <w:p>
+      <w:pPr>
+        <w:numPr>
+          <w:ilvl w:val="0"/>
+          <w:numId w:val="6"/>
+        </w:numPr>
+      </w:pPr>
+      <w:r>
+        <w:t>ticket_id: FK ke tickets.id, cascade on delete.</w:t>
+      </w:r>
+    </w:p>
+    <w:p>
+      <w:pPr>
+        <w:numPr>
+          <w:ilvl w:val="0"/>
+          <w:numId w:val="6"/>
+        </w:numPr>
+      </w:pPr>
+      <w:r>
+        <w:t>user_id: FK ke users.id, cascade on delete.</w:t>
+      </w:r>
+    </w:p>
+    <w:p>
+      <w:pPr>
+        <w:numPr>
+          <w:ilvl w:val="0"/>
+          <w:numId w:val="6"/>
+        </w:numPr>
+      </w:pPr>
+      <w:r>
+        <w:t>body: text, required.</w:t>
+      </w:r>
+    </w:p>
+    <w:p>
+      <w:pPr>
+        <w:numPr>
+          <w:ilvl w:val="0"/>
+          <w:numId w:val="6"/>
+        </w:numPr>
+      </w:pPr>
+      <w:r>
+        <w:t>attachment: string (path), nullable.</w:t>
+      </w:r>
+    </w:p>
+    <w:p>
+      <w:pPr>
+        <w:numPr>
+          <w:ilvl w:val="0"/>
+          <w:numId w:val="6"/>
+        </w:numPr>
+      </w:pPr>
+      <w:r>
+        <w:t>timestamps: created_at, updated_at.</w:t>
+      </w:r>
+    </w:p>
+    <w:p>
+      <w:r>
+        <w:rPr>
+          <w:b/>
+          <w:bCs/>
+        </w:rPr>
+        <w:t>Tabel Categories</w:t>
+      </w:r>
+    </w:p>
+    <w:p>
+      <w:pPr>
+        <w:numPr>
+          <w:ilvl w:val="0"/>
+          <w:numId w:val="7"/>
+        </w:numPr>
+      </w:pPr>
+      <w:r>
+        <w:t>id: bigint, PK.</w:t>
+      </w:r>
+    </w:p>
+    <w:p>
+      <w:pPr>
+        <w:numPr>
+          <w:ilvl w:val="0"/>
+          <w:numId w:val="7"/>
+        </w:numPr>
+      </w:pPr>
+      <w:r>
+        <w:t>name: string, required.</w:t>
+      </w:r>
+    </w:p>
+    <w:p>
+      <w:pPr>
+        <w:numPr>
+          <w:ilvl w:val="0"/>
+          <w:numId w:val="7"/>
+        </w:numPr>
+      </w:pPr>
+      <w:r>
+        <w:t>slug: string, unique, nullable.</w:t>
+      </w:r>
+    </w:p>
+    <w:p>
+      <w:pPr>
+        <w:numPr>
+          <w:ilvl w:val="0"/>
+          <w:numId w:val="7"/>
+        </w:numPr>
+      </w:pPr>
+      <w:r>
+        <w:t>description: text, nullable.</w:t>
+      </w:r>
+    </w:p>
+    <w:p>
+      <w:pPr>
+        <w:numPr>
+          <w:ilvl w:val="0"/>
+          <w:numId w:val="7"/>
+        </w:numPr>
+      </w:pPr>
+      <w:r>
+        <w:t>timestamps.</w:t>
+      </w:r>
+    </w:p>
+    <w:p>
+      <w:r>
+        <w:rPr>
+          <w:b/>
+          <w:bCs/>
+        </w:rPr>
+        <w:t>Tabel Subcategories</w:t>
+      </w:r>
+    </w:p>
+    <w:p>
+      <w:pPr>
+        <w:numPr>
+          <w:ilvl w:val="0"/>
+          <w:numId w:val="8"/>
+        </w:numPr>
+      </w:pPr>
+      <w:r>
+        <w:t>id: bigint, PK.</w:t>
+      </w:r>
+    </w:p>
+    <w:p>
+      <w:pPr>
+        <w:numPr>
+          <w:ilvl w:val="0"/>
+          <w:numId w:val="8"/>
+        </w:numPr>
+      </w:pPr>
+      <w:r>
+        <w:t>category_id: FK ke categories.id, cascade on delete.</w:t>
+      </w:r>
+    </w:p>
+    <w:p>
+      <w:pPr>
+        <w:numPr>
+          <w:ilvl w:val="0"/>
+          <w:numId w:val="8"/>
+        </w:numPr>
+      </w:pPr>
+      <w:r>
+        <w:t>name: string, required.</w:t>
+      </w:r>
+    </w:p>
+    <w:p>
+      <w:pPr>
+        <w:numPr>
+          <w:ilvl w:val="0"/>
+          <w:numId w:val="8"/>
+        </w:numPr>
+      </w:pPr>
+      <w:r>
+        <w:t>slug: string, unique, nullable.</w:t>
+      </w:r>
+    </w:p>
+    <w:p>
+      <w:pPr>
+        <w:numPr>
+          <w:ilvl w:val="0"/>
+          <w:numId w:val="8"/>
+        </w:numPr>
+      </w:pPr>
+      <w:r>
+        <w:t>description: text, nullable.</w:t>
+      </w:r>
+    </w:p>
+    <w:p>
+      <w:pPr>
+        <w:numPr>
+          <w:ilvl w:val="0"/>
+          <w:numId w:val="8"/>
+        </w:numPr>
+      </w:pPr>
+      <w:r>
+        <w:t>timestamps.</w:t>
+      </w:r>
+    </w:p>
+    <w:p>
+      <w:r>
+        <w:rPr>
+          <w:b/>
+          <w:bCs/>
+        </w:rPr>
+        <w:t>Tabel Ticket_Histories</w:t>
+      </w:r>
+    </w:p>
+    <w:p>
+      <w:pPr>
+        <w:numPr>
+          <w:ilvl w:val="0"/>
+          <w:numId w:val="9"/>
+        </w:numPr>
+      </w:pPr>
+      <w:r>
+        <w:t>id: bigint, PK.</w:t>
+      </w:r>
+    </w:p>
+    <w:p>
+      <w:pPr>
+        <w:numPr>
+          <w:ilvl w:val="0"/>
+          <w:numId w:val="9"/>
+        </w:numPr>
+      </w:pPr>
+      <w:r>
+        <w:t>ticket_id: FK ke tickets.id, cascade on delete.</w:t>
+      </w:r>
+    </w:p>
+    <w:p>
+      <w:pPr>
+        <w:numPr>
+          <w:ilvl w:val="0"/>
+          <w:numId w:val="9"/>
+        </w:numPr>
+      </w:pPr>
+      <w:r>
+        <w:t>user_id: FK ke users.id, nullable, null on delete.</w:t>
+      </w:r>
+    </w:p>
+    <w:p>
+      <w:pPr>
+        <w:numPr>
+          <w:ilvl w:val="0"/>
+          <w:numId w:val="9"/>
+        </w:numPr>
+      </w:pPr>
+      <w:r>
+        <w:t>action: string(50), required.</w:t>
+      </w:r>
+    </w:p>
+    <w:p>
+      <w:pPr>
+        <w:numPr>
+          <w:ilvl w:val="0"/>
+          <w:numId w:val="9"/>
+        </w:numPr>
+      </w:pPr>
+      <w:r>
+        <w:lastRenderedPageBreak/>
+        <w:t>note: text, nullable.</w:t>
+      </w:r>
+    </w:p>
+    <w:p>
+      <w:pPr>
+        <w:numPr>
+          <w:ilvl w:val="0"/>
+          <w:numId w:val="9"/>
+        </w:numPr>
+      </w:pPr>
+      <w:r>
+        <w:t>meta: json, nullable.</w:t>
+      </w:r>
+    </w:p>
+    <w:p>
+      <w:pPr>
+        <w:numPr>
+          <w:ilvl w:val="0"/>
+          <w:numId w:val="9"/>
+        </w:numPr>
+      </w:pPr>
+      <w:r>
+        <w:t>timestamps.</w:t>
+      </w:r>
+    </w:p>
+    <w:p>
+      <w:r>
+        <w:rPr>
+          <w:b/>
+          <w:bCs/>
+        </w:rPr>
+        <w:t>Tabel Notifications</w:t>
+      </w:r>
+      <w:r>
+        <w:t> (Laravel notifications)</w:t>
+      </w:r>
+    </w:p>
+    <w:p>
+      <w:pPr>
+        <w:numPr>
+          <w:ilvl w:val="0"/>
+          <w:numId w:val="10"/>
+        </w:numPr>
+      </w:pPr>
+      <w:r>
+        <w:t>id: uuid, PK.</w:t>
+      </w:r>
+    </w:p>
+    <w:p>
+      <w:pPr>
+        <w:numPr>
+          <w:ilvl w:val="0"/>
+          <w:numId w:val="10"/>
+        </w:numPr>
+      </w:pPr>
+      <w:r>
+        <w:t>type: string.</w:t>
+      </w:r>
+    </w:p>
+    <w:p>
+      <w:pPr>
+        <w:numPr>
+          <w:ilvl w:val="0"/>
+          <w:numId w:val="10"/>
+        </w:numPr>
+      </w:pPr>
+      <w:r>
+        <w:t>notifiable_type + notifiable_id: morphs index.</w:t>
+      </w:r>
+    </w:p>
+    <w:p>
+      <w:pPr>
+        <w:numPr>
+          <w:ilvl w:val="0"/>
+          <w:numId w:val="10"/>
+        </w:numPr>
+      </w:pPr>
+      <w:r>
+        <w:t>data: text.</w:t>
+      </w:r>
+    </w:p>
+    <w:p>
+      <w:pPr>
+        <w:numPr>
+          <w:ilvl w:val="0"/>
+          <w:numId w:val="10"/>
+        </w:numPr>
+      </w:pPr>
+      <w:r>
+        <w:t>read_at: timestamp, nullable.</w:t>
+      </w:r>
+    </w:p>
+    <w:p>
+      <w:pPr>
+        <w:numPr>
+          <w:ilvl w:val="0"/>
+          <w:numId w:val="10"/>
+        </w:numPr>
+      </w:pPr>
+      <w:r>
+        <w:t>timestamps.</w:t>
+      </w:r>
+    </w:p>
+    <w:p>
+      <w:r>
+        <w:t>Tambahan penting:</w:t>
+      </w:r>
+    </w:p>
+    <w:p>
+      <w:pPr>
+        <w:numPr>
+          <w:ilvl w:val="0"/>
+          <w:numId w:val="11"/>
+        </w:numPr>
+      </w:pPr>
+      <w:r>
+        <w:t>Indexes: semua FK otomatis membuat index; users.email dan users.username unique; tickets.nomor_tiket unique.</w:t>
+      </w:r>
+    </w:p>
+    <w:p>
+      <w:pPr>
+        <w:numPr>
+          <w:ilvl w:val="0"/>
+          <w:numId w:val="11"/>
+        </w:numPr>
+      </w:pPr>
+      <w:r>
+        <w:t>Perubahan enum: users.role sudah ditambah VENDOR; tickets.status sudah ditambah ESKALASI_VENDOR dan VENDOR_RESOLVED.</w:t>
+      </w:r>
+    </w:p>
+    <w:p>
+      <w:pPr>
+        <w:numPr>
+          <w:ilvl w:val="0"/>
+          <w:numId w:val="11"/>
+        </w:numPr>
+      </w:pPr>
+      <w:r>
+        <w:t>Relasi utama:</w:t>
+      </w:r>
+    </w:p>
+    <w:p>
+      <w:pPr>
+        <w:numPr>
+          <w:ilvl w:val="1"/>
+          <w:numId w:val="11"/>
+        </w:numPr>
+      </w:pPr>
+      <w:r>
+        <w:t>User 1—N Tickets (user_id), optional handler IT via it_id, optional vendor via vendor_id.</w:t>
+      </w:r>
+    </w:p>
+    <w:p>
+      <w:pPr>
+        <w:numPr>
+          <w:ilvl w:val="1"/>
+          <w:numId w:val="11"/>
+        </w:numPr>
+      </w:pPr>
+      <w:r>
+        <w:t>Ticket 1—N Comments (cascade delete).</w:t>
+      </w:r>
+    </w:p>
+    <w:p>
+      <w:pPr>
+        <w:numPr>
+          <w:ilvl w:val="1"/>
+          <w:numId w:val="11"/>
+        </w:numPr>
+      </w:pPr>
+      <w:r>
+        <w:t>Ticket 1—N Histories (cascade delete).</w:t>
+      </w:r>
+    </w:p>
+    <w:p>
+      <w:pPr>
+        <w:numPr>
+          <w:ilvl w:val="1"/>
+          <w:numId w:val="11"/>
+        </w:numPr>
+      </w:pPr>
+      <w:r>
+        <w:t>Category 1—N Subcategories; Ticket → Category/Subcategory (set null on delete).</w:t>
+      </w:r>
+    </w:p>
+    <w:p/>
+    <w:p/>
+    <w:p/>
+    <w:p/>
+    <w:p/>
+    <w:p/>
+    <w:p/>
+    <w:p/>
+    <w:p/>
+    <w:p/>
+    <w:p>
+      <w:pPr>
+        <w:pStyle w:val="Heading1"/>
+      </w:pPr>
+      <w:bookmarkStart w:id="6" w:name="_Toc209913518"/>
+      <w:r>
+        <w:lastRenderedPageBreak/>
+        <w:t>5. User Interface</w:t>
+      </w:r>
+      <w:bookmarkEnd w:id="6"/>
+    </w:p>
+    <w:p/>
     <w:tbl>
       <w:tblPr>
         <w:tblStyle w:val="TableGrid"/>
@@ -6684,8 +7798,8 @@
         <w:tblLook w:val="04A0" w:firstRow="1" w:lastRow="0" w:firstColumn="1" w:lastColumn="0" w:noHBand="0" w:noVBand="1"/>
       </w:tblPr>
       <w:tblGrid>
-        <w:gridCol w:w="4390"/>
-        <w:gridCol w:w="4626"/>
+        <w:gridCol w:w="3640"/>
+        <w:gridCol w:w="5376"/>
       </w:tblGrid>
       <w:tr>
         <w:tc>
@@ -6697,9 +7811,17 @@
           <w:p>
             <w:pPr>
               <w:jc w:val="center"/>
+              <w:rPr>
+                <w:b/>
+                <w:bCs/>
+              </w:rPr>
             </w:pPr>
             <w:r>
-              <w:t>Tabel users</w:t>
+              <w:rPr>
+                <w:b/>
+                <w:bCs/>
+              </w:rPr>
+              <w:t>Halaman Login</w:t>
             </w:r>
           </w:p>
         </w:tc>
@@ -6707,21 +7829,45 @@
       <w:tr>
         <w:tc>
           <w:tcPr>
-            <w:tcW w:w="4390" w:type="dxa"/>
+            <w:tcW w:w="3640" w:type="dxa"/>
+            <w:shd w:val="clear" w:color="auto" w:fill="000000" w:themeFill="text1"/>
           </w:tcPr>
           <w:p>
-            <w:r>
-              <w:t>id</w:t>
+            <w:pPr>
+              <w:jc w:val="center"/>
+              <w:rPr>
+                <w:b/>
+                <w:bCs/>
+              </w:rPr>
+            </w:pPr>
+            <w:r>
+              <w:rPr>
+                <w:b/>
+                <w:bCs/>
+              </w:rPr>
+              <w:t xml:space="preserve">Mobile </w:t>
             </w:r>
           </w:p>
         </w:tc>
         <w:tc>
           <w:tcPr>
-            <w:tcW w:w="4626" w:type="dxa"/>
+            <w:tcW w:w="5376" w:type="dxa"/>
+            <w:shd w:val="clear" w:color="auto" w:fill="000000" w:themeFill="text1"/>
           </w:tcPr>
           <w:p>
-            <w:r>
-              <w:t>PK</w:t>
+            <w:pPr>
+              <w:jc w:val="center"/>
+              <w:rPr>
+                <w:b/>
+                <w:bCs/>
+              </w:rPr>
+            </w:pPr>
+            <w:r>
+              <w:rPr>
+                <w:b/>
+                <w:bCs/>
+              </w:rPr>
+              <w:t>Desktop</w:t>
             </w:r>
           </w:p>
         </w:tc>
@@ -6729,121 +7875,105 @@
       <w:tr>
         <w:tc>
           <w:tcPr>
-            <w:tcW w:w="4390" w:type="dxa"/>
+            <w:tcW w:w="3640" w:type="dxa"/>
           </w:tcPr>
           <w:p>
-            <w:r>
-              <w:t xml:space="preserve">name </w:t>
+            <w:pPr>
+              <w:jc w:val="center"/>
+            </w:pPr>
+            <w:r>
+              <w:rPr>
+                <w:noProof/>
+              </w:rPr>
+              <w:drawing>
+                <wp:inline distT="0" distB="0" distL="0" distR="0" wp14:anchorId="5A9E0A72" wp14:editId="280A0C77">
+                  <wp:extent cx="1106895" cy="1971675"/>
+                  <wp:effectExtent l="0" t="0" r="0" b="0"/>
+                  <wp:docPr id="1482475535" name="Picture 1"/>
+                  <wp:cNvGraphicFramePr>
+                    <a:graphicFrameLocks xmlns:a="http://schemas.openxmlformats.org/drawingml/2006/main" noChangeAspect="1"/>
+                  </wp:cNvGraphicFramePr>
+                  <a:graphic xmlns:a="http://schemas.openxmlformats.org/drawingml/2006/main">
+                    <a:graphicData uri="http://schemas.openxmlformats.org/drawingml/2006/picture">
+                      <pic:pic xmlns:pic="http://schemas.openxmlformats.org/drawingml/2006/picture">
+                        <pic:nvPicPr>
+                          <pic:cNvPr id="1482475535" name=""/>
+                          <pic:cNvPicPr/>
+                        </pic:nvPicPr>
+                        <pic:blipFill>
+                          <a:blip r:embed="rId9"/>
+                          <a:stretch>
+                            <a:fillRect/>
+                          </a:stretch>
+                        </pic:blipFill>
+                        <pic:spPr>
+                          <a:xfrm>
+                            <a:off x="0" y="0"/>
+                            <a:ext cx="1119641" cy="1994379"/>
+                          </a:xfrm>
+                          <a:prstGeom prst="rect">
+                            <a:avLst/>
+                          </a:prstGeom>
+                        </pic:spPr>
+                      </pic:pic>
+                    </a:graphicData>
+                  </a:graphic>
+                </wp:inline>
+              </w:drawing>
             </w:r>
           </w:p>
         </w:tc>
         <w:tc>
           <w:tcPr>
-            <w:tcW w:w="4626" w:type="dxa"/>
+            <w:tcW w:w="5376" w:type="dxa"/>
           </w:tcPr>
           <w:p>
-            <w:r>
-              <w:t>string</w:t>
+            <w:pPr>
+              <w:jc w:val="center"/>
+            </w:pPr>
+            <w:r>
+              <w:rPr>
+                <w:noProof/>
+              </w:rPr>
+              <w:drawing>
+                <wp:inline distT="0" distB="0" distL="0" distR="0" wp14:anchorId="50340AC4" wp14:editId="25AF432D">
+                  <wp:extent cx="1619926" cy="1919288"/>
+                  <wp:effectExtent l="0" t="0" r="0" b="5080"/>
+                  <wp:docPr id="598618830" name="Picture 1"/>
+                  <wp:cNvGraphicFramePr>
+                    <a:graphicFrameLocks xmlns:a="http://schemas.openxmlformats.org/drawingml/2006/main" noChangeAspect="1"/>
+                  </wp:cNvGraphicFramePr>
+                  <a:graphic xmlns:a="http://schemas.openxmlformats.org/drawingml/2006/main">
+                    <a:graphicData uri="http://schemas.openxmlformats.org/drawingml/2006/picture">
+                      <pic:pic xmlns:pic="http://schemas.openxmlformats.org/drawingml/2006/picture">
+                        <pic:nvPicPr>
+                          <pic:cNvPr id="598618830" name=""/>
+                          <pic:cNvPicPr/>
+                        </pic:nvPicPr>
+                        <pic:blipFill>
+                          <a:blip r:embed="rId10"/>
+                          <a:stretch>
+                            <a:fillRect/>
+                          </a:stretch>
+                        </pic:blipFill>
+                        <pic:spPr>
+                          <a:xfrm>
+                            <a:off x="0" y="0"/>
+                            <a:ext cx="1641372" cy="1944697"/>
+                          </a:xfrm>
+                          <a:prstGeom prst="rect">
+                            <a:avLst/>
+                          </a:prstGeom>
+                        </pic:spPr>
+                      </pic:pic>
+                    </a:graphicData>
+                  </a:graphic>
+                </wp:inline>
+              </w:drawing>
             </w:r>
           </w:p>
         </w:tc>
       </w:tr>
-      <w:tr>
-        <w:tc>
-          <w:tcPr>
-            <w:tcW w:w="4390" w:type="dxa"/>
-          </w:tcPr>
-          <w:p>
-            <w:r>
-              <w:t>email</w:t>
-            </w:r>
-          </w:p>
-        </w:tc>
-        <w:tc>
-          <w:tcPr>
-            <w:tcW w:w="4626" w:type="dxa"/>
-          </w:tcPr>
-          <w:p>
-            <w:r>
-              <w:t>string, unique, opsional</w:t>
-            </w:r>
-          </w:p>
-        </w:tc>
-      </w:tr>
-      <w:tr>
-        <w:tc>
-          <w:tcPr>
-            <w:tcW w:w="4390" w:type="dxa"/>
-          </w:tcPr>
-          <w:p>
-            <w:r>
-              <w:t>role</w:t>
-            </w:r>
-          </w:p>
-        </w:tc>
-        <w:tc>
-          <w:tcPr>
-            <w:tcW w:w="4626" w:type="dxa"/>
-          </w:tcPr>
-          <w:p>
-            <w:r>
-              <w:t>enum: IT, CABANG, default CABANG</w:t>
-            </w:r>
-          </w:p>
-        </w:tc>
-      </w:tr>
-      <w:tr>
-        <w:tc>
-          <w:tcPr>
-            <w:tcW w:w="4390" w:type="dxa"/>
-          </w:tcPr>
-          <w:p>
-            <w:r>
-              <w:t>password</w:t>
-            </w:r>
-          </w:p>
-        </w:tc>
-        <w:tc>
-          <w:tcPr>
-            <w:tcW w:w="4626" w:type="dxa"/>
-          </w:tcPr>
-          <w:p>
-            <w:r>
-              <w:t>string, bcrypt</w:t>
-            </w:r>
-          </w:p>
-        </w:tc>
-      </w:tr>
-      <w:tr>
-        <w:tc>
-          <w:tcPr>
-            <w:tcW w:w="4390" w:type="dxa"/>
-          </w:tcPr>
-          <w:p>
-            <w:r>
-              <w:t>timestamps</w:t>
-            </w:r>
-          </w:p>
-        </w:tc>
-        <w:tc>
-          <w:tcPr>
-            <w:tcW w:w="4626" w:type="dxa"/>
-          </w:tcPr>
-          <w:p/>
-        </w:tc>
-      </w:tr>
-    </w:tbl>
-    <w:p/>
-    <w:tbl>
-      <w:tblPr>
-        <w:tblStyle w:val="TableGrid"/>
-        <w:tblW w:w="0" w:type="auto"/>
-        <w:tblLook w:val="04A0" w:firstRow="1" w:lastRow="0" w:firstColumn="1" w:lastColumn="0" w:noHBand="0" w:noVBand="1"/>
-      </w:tblPr>
-      <w:tblGrid>
-        <w:gridCol w:w="4390"/>
-        <w:gridCol w:w="4626"/>
-      </w:tblGrid>
       <w:tr>
         <w:tc>
           <w:tcPr>
@@ -6854,12 +7984,17 @@
           <w:p>
             <w:pPr>
               <w:jc w:val="center"/>
+              <w:rPr>
+                <w:b/>
+                <w:bCs/>
+              </w:rPr>
             </w:pPr>
             <w:r>
-              <w:t xml:space="preserve">Tabel </w:t>
-            </w:r>
-            <w:r>
-              <w:t>tickets</w:t>
+              <w:rPr>
+                <w:b/>
+                <w:bCs/>
+              </w:rPr>
+              <w:t>Dashboard Cabang</w:t>
             </w:r>
           </w:p>
         </w:tc>
@@ -6867,21 +8002,45 @@
       <w:tr>
         <w:tc>
           <w:tcPr>
-            <w:tcW w:w="4390" w:type="dxa"/>
+            <w:tcW w:w="3640" w:type="dxa"/>
+            <w:shd w:val="clear" w:color="auto" w:fill="000000" w:themeFill="text1"/>
           </w:tcPr>
           <w:p>
-            <w:r>
-              <w:t>id</w:t>
+            <w:pPr>
+              <w:jc w:val="center"/>
+              <w:rPr>
+                <w:b/>
+                <w:bCs/>
+              </w:rPr>
+            </w:pPr>
+            <w:r>
+              <w:rPr>
+                <w:b/>
+                <w:bCs/>
+              </w:rPr>
+              <w:t>Mobile</w:t>
             </w:r>
           </w:p>
         </w:tc>
         <w:tc>
           <w:tcPr>
-            <w:tcW w:w="4626" w:type="dxa"/>
+            <w:tcW w:w="5376" w:type="dxa"/>
+            <w:shd w:val="clear" w:color="auto" w:fill="000000" w:themeFill="text1"/>
           </w:tcPr>
           <w:p>
-            <w:r>
-              <w:t>PK</w:t>
+            <w:pPr>
+              <w:jc w:val="center"/>
+              <w:rPr>
+                <w:b/>
+                <w:bCs/>
+              </w:rPr>
+            </w:pPr>
+            <w:r>
+              <w:rPr>
+                <w:b/>
+                <w:bCs/>
+              </w:rPr>
+              <w:t>Desktop</w:t>
             </w:r>
           </w:p>
         </w:tc>
@@ -6889,196 +8048,106 @@
       <w:tr>
         <w:tc>
           <w:tcPr>
-            <w:tcW w:w="4390" w:type="dxa"/>
+            <w:tcW w:w="3640" w:type="dxa"/>
           </w:tcPr>
           <w:p>
-            <w:r>
-              <w:t>nomor_tiket</w:t>
+            <w:pPr>
+              <w:jc w:val="center"/>
+            </w:pPr>
+            <w:r>
+              <w:rPr>
+                <w:noProof/>
+              </w:rPr>
+              <w:drawing>
+                <wp:inline distT="0" distB="0" distL="0" distR="0" wp14:anchorId="2638C180" wp14:editId="233DBF07">
+                  <wp:extent cx="1400175" cy="2485520"/>
+                  <wp:effectExtent l="0" t="0" r="0" b="0"/>
+                  <wp:docPr id="968670438" name="Picture 1"/>
+                  <wp:cNvGraphicFramePr>
+                    <a:graphicFrameLocks xmlns:a="http://schemas.openxmlformats.org/drawingml/2006/main" noChangeAspect="1"/>
+                  </wp:cNvGraphicFramePr>
+                  <a:graphic xmlns:a="http://schemas.openxmlformats.org/drawingml/2006/main">
+                    <a:graphicData uri="http://schemas.openxmlformats.org/drawingml/2006/picture">
+                      <pic:pic xmlns:pic="http://schemas.openxmlformats.org/drawingml/2006/picture">
+                        <pic:nvPicPr>
+                          <pic:cNvPr id="968670438" name=""/>
+                          <pic:cNvPicPr/>
+                        </pic:nvPicPr>
+                        <pic:blipFill>
+                          <a:blip r:embed="rId11"/>
+                          <a:stretch>
+                            <a:fillRect/>
+                          </a:stretch>
+                        </pic:blipFill>
+                        <pic:spPr>
+                          <a:xfrm>
+                            <a:off x="0" y="0"/>
+                            <a:ext cx="1410513" cy="2503872"/>
+                          </a:xfrm>
+                          <a:prstGeom prst="rect">
+                            <a:avLst/>
+                          </a:prstGeom>
+                        </pic:spPr>
+                      </pic:pic>
+                    </a:graphicData>
+                  </a:graphic>
+                </wp:inline>
+              </w:drawing>
             </w:r>
           </w:p>
         </w:tc>
         <w:tc>
           <w:tcPr>
-            <w:tcW w:w="4626" w:type="dxa"/>
+            <w:tcW w:w="5376" w:type="dxa"/>
+            <w:vAlign w:val="center"/>
           </w:tcPr>
           <w:p>
-            <w:r>
-              <w:t>string, unique — format TCK-YYYYMM-XXXX</w:t>
+            <w:pPr>
+              <w:jc w:val="center"/>
+            </w:pPr>
+            <w:r>
+              <w:rPr>
+                <w:noProof/>
+              </w:rPr>
+              <w:drawing>
+                <wp:inline distT="0" distB="0" distL="0" distR="0" wp14:anchorId="337A46F7" wp14:editId="2B742F0F">
+                  <wp:extent cx="2645410" cy="1092045"/>
+                  <wp:effectExtent l="0" t="0" r="2540" b="0"/>
+                  <wp:docPr id="1649306972" name="Picture 1"/>
+                  <wp:cNvGraphicFramePr>
+                    <a:graphicFrameLocks xmlns:a="http://schemas.openxmlformats.org/drawingml/2006/main" noChangeAspect="1"/>
+                  </wp:cNvGraphicFramePr>
+                  <a:graphic xmlns:a="http://schemas.openxmlformats.org/drawingml/2006/main">
+                    <a:graphicData uri="http://schemas.openxmlformats.org/drawingml/2006/picture">
+                      <pic:pic xmlns:pic="http://schemas.openxmlformats.org/drawingml/2006/picture">
+                        <pic:nvPicPr>
+                          <pic:cNvPr id="1649306972" name=""/>
+                          <pic:cNvPicPr/>
+                        </pic:nvPicPr>
+                        <pic:blipFill>
+                          <a:blip r:embed="rId12"/>
+                          <a:stretch>
+                            <a:fillRect/>
+                          </a:stretch>
+                        </pic:blipFill>
+                        <pic:spPr>
+                          <a:xfrm>
+                            <a:off x="0" y="0"/>
+                            <a:ext cx="2658613" cy="1097495"/>
+                          </a:xfrm>
+                          <a:prstGeom prst="rect">
+                            <a:avLst/>
+                          </a:prstGeom>
+                        </pic:spPr>
+                      </pic:pic>
+                    </a:graphicData>
+                  </a:graphic>
+                </wp:inline>
+              </w:drawing>
             </w:r>
           </w:p>
         </w:tc>
       </w:tr>
-      <w:tr>
-        <w:tc>
-          <w:tcPr>
-            <w:tcW w:w="4390" w:type="dxa"/>
-          </w:tcPr>
-          <w:p>
-            <w:r>
-              <w:t>user_id</w:t>
-            </w:r>
-          </w:p>
-        </w:tc>
-        <w:tc>
-          <w:tcPr>
-            <w:tcW w:w="4626" w:type="dxa"/>
-          </w:tcPr>
-          <w:p>
-            <w:r>
-              <w:t>FK → users</w:t>
-            </w:r>
-          </w:p>
-        </w:tc>
-      </w:tr>
-      <w:tr>
-        <w:tc>
-          <w:tcPr>
-            <w:tcW w:w="4390" w:type="dxa"/>
-          </w:tcPr>
-          <w:p>
-            <w:r>
-              <w:t>it_id</w:t>
-            </w:r>
-          </w:p>
-        </w:tc>
-        <w:tc>
-          <w:tcPr>
-            <w:tcW w:w="4626" w:type="dxa"/>
-          </w:tcPr>
-          <w:p>
-            <w:r>
-              <w:t>FK → users, nullable</w:t>
-            </w:r>
-            <w:r>
-              <w:t xml:space="preserve"> </w:t>
-            </w:r>
-            <w:r>
-              <w:t>handler IT</w:t>
-            </w:r>
-          </w:p>
-        </w:tc>
-      </w:tr>
-      <w:tr>
-        <w:tc>
-          <w:tcPr>
-            <w:tcW w:w="4390" w:type="dxa"/>
-          </w:tcPr>
-          <w:p>
-            <w:r>
-              <w:t>kategori</w:t>
-            </w:r>
-          </w:p>
-        </w:tc>
-        <w:tc>
-          <w:tcPr>
-            <w:tcW w:w="4626" w:type="dxa"/>
-          </w:tcPr>
-          <w:p>
-            <w:r>
-              <w:t>enum: JARINGAN, LAYANAN, CBS, OTHER</w:t>
-            </w:r>
-          </w:p>
-        </w:tc>
-      </w:tr>
-      <w:tr>
-        <w:tc>
-          <w:tcPr>
-            <w:tcW w:w="4390" w:type="dxa"/>
-          </w:tcPr>
-          <w:p>
-            <w:r>
-              <w:t>deskripsi</w:t>
-            </w:r>
-          </w:p>
-        </w:tc>
-        <w:tc>
-          <w:tcPr>
-            <w:tcW w:w="4626" w:type="dxa"/>
-          </w:tcPr>
-          <w:p>
-            <w:r>
-              <w:t>T</w:t>
-            </w:r>
-            <w:r>
-              <w:t>ext</w:t>
-            </w:r>
-          </w:p>
-        </w:tc>
-      </w:tr>
-      <w:tr>
-        <w:tc>
-          <w:tcPr>
-            <w:tcW w:w="4390" w:type="dxa"/>
-          </w:tcPr>
-          <w:p>
-            <w:r>
-              <w:t>lampiran</w:t>
-            </w:r>
-          </w:p>
-        </w:tc>
-        <w:tc>
-          <w:tcPr>
-            <w:tcW w:w="4626" w:type="dxa"/>
-          </w:tcPr>
-          <w:p>
-            <w:r>
-              <w:t>string path, nullable</w:t>
-            </w:r>
-          </w:p>
-        </w:tc>
-      </w:tr>
-      <w:tr>
-        <w:tc>
-          <w:tcPr>
-            <w:tcW w:w="4390" w:type="dxa"/>
-          </w:tcPr>
-          <w:p>
-            <w:r>
-              <w:t>status</w:t>
-            </w:r>
-          </w:p>
-        </w:tc>
-        <w:tc>
-          <w:tcPr>
-            <w:tcW w:w="4626" w:type="dxa"/>
-          </w:tcPr>
-          <w:p>
-            <w:r>
-              <w:t>enum: OPEN, ON_PROGRESS, CLOSED, default OPEN</w:t>
-            </w:r>
-          </w:p>
-        </w:tc>
-      </w:tr>
-      <w:tr>
-        <w:tc>
-          <w:tcPr>
-            <w:tcW w:w="4390" w:type="dxa"/>
-          </w:tcPr>
-          <w:p>
-            <w:r>
-              <w:t>timestamps</w:t>
-            </w:r>
-          </w:p>
-        </w:tc>
-        <w:tc>
-          <w:tcPr>
-            <w:tcW w:w="4626" w:type="dxa"/>
-          </w:tcPr>
-          <w:p/>
-        </w:tc>
-      </w:tr>
-    </w:tbl>
-    <w:p/>
-    <w:tbl>
-      <w:tblPr>
-        <w:tblStyle w:val="TableGrid"/>
-        <w:tblW w:w="0" w:type="auto"/>
-        <w:tblLook w:val="04A0" w:firstRow="1" w:lastRow="0" w:firstColumn="1" w:lastColumn="0" w:noHBand="0" w:noVBand="1"/>
-      </w:tblPr>
-      <w:tblGrid>
-        <w:gridCol w:w="4390"/>
-        <w:gridCol w:w="4626"/>
-      </w:tblGrid>
       <w:tr>
         <w:tc>
           <w:tcPr>
@@ -7095,10 +8164,11 @@
               </w:rPr>
             </w:pPr>
             <w:r>
-              <w:t xml:space="preserve">Tabel </w:t>
-            </w:r>
-            <w:r>
-              <w:t>ticket_comments</w:t>
+              <w:rPr>
+                <w:b/>
+                <w:bCs/>
+              </w:rPr>
+              <w:t>Tiket Saya (Cabang)</w:t>
             </w:r>
           </w:p>
         </w:tc>
@@ -7106,21 +8176,45 @@
       <w:tr>
         <w:tc>
           <w:tcPr>
-            <w:tcW w:w="4390" w:type="dxa"/>
+            <w:tcW w:w="3640" w:type="dxa"/>
+            <w:shd w:val="clear" w:color="auto" w:fill="000000" w:themeFill="text1"/>
           </w:tcPr>
           <w:p>
-            <w:r>
-              <w:t>id</w:t>
+            <w:pPr>
+              <w:jc w:val="center"/>
+              <w:rPr>
+                <w:b/>
+                <w:bCs/>
+              </w:rPr>
+            </w:pPr>
+            <w:r>
+              <w:rPr>
+                <w:b/>
+                <w:bCs/>
+              </w:rPr>
+              <w:t>Mobile</w:t>
             </w:r>
           </w:p>
         </w:tc>
         <w:tc>
           <w:tcPr>
-            <w:tcW w:w="4626" w:type="dxa"/>
+            <w:tcW w:w="5376" w:type="dxa"/>
+            <w:shd w:val="clear" w:color="auto" w:fill="000000" w:themeFill="text1"/>
           </w:tcPr>
           <w:p>
-            <w:r>
-              <w:t>PK</w:t>
+            <w:pPr>
+              <w:jc w:val="center"/>
+              <w:rPr>
+                <w:b/>
+                <w:bCs/>
+              </w:rPr>
+            </w:pPr>
+            <w:r>
+              <w:rPr>
+                <w:b/>
+                <w:bCs/>
+              </w:rPr>
+              <w:t>Desktop</w:t>
             </w:r>
           </w:p>
         </w:tc>
@@ -7128,21 +8222,102 @@
       <w:tr>
         <w:tc>
           <w:tcPr>
-            <w:tcW w:w="4390" w:type="dxa"/>
+            <w:tcW w:w="3640" w:type="dxa"/>
           </w:tcPr>
           <w:p>
-            <w:r>
-              <w:t>ticket_id</w:t>
+            <w:pPr>
+              <w:jc w:val="center"/>
+            </w:pPr>
+            <w:r>
+              <w:rPr>
+                <w:noProof/>
+              </w:rPr>
+              <w:drawing>
+                <wp:inline distT="0" distB="0" distL="0" distR="0" wp14:anchorId="722371BE" wp14:editId="7BD53633">
+                  <wp:extent cx="1490663" cy="2638098"/>
+                  <wp:effectExtent l="0" t="0" r="0" b="0"/>
+                  <wp:docPr id="1004862092" name="Picture 1"/>
+                  <wp:cNvGraphicFramePr>
+                    <a:graphicFrameLocks xmlns:a="http://schemas.openxmlformats.org/drawingml/2006/main" noChangeAspect="1"/>
+                  </wp:cNvGraphicFramePr>
+                  <a:graphic xmlns:a="http://schemas.openxmlformats.org/drawingml/2006/main">
+                    <a:graphicData uri="http://schemas.openxmlformats.org/drawingml/2006/picture">
+                      <pic:pic xmlns:pic="http://schemas.openxmlformats.org/drawingml/2006/picture">
+                        <pic:nvPicPr>
+                          <pic:cNvPr id="1004862092" name=""/>
+                          <pic:cNvPicPr/>
+                        </pic:nvPicPr>
+                        <pic:blipFill>
+                          <a:blip r:embed="rId13"/>
+                          <a:stretch>
+                            <a:fillRect/>
+                          </a:stretch>
+                        </pic:blipFill>
+                        <pic:spPr>
+                          <a:xfrm>
+                            <a:off x="0" y="0"/>
+                            <a:ext cx="1502793" cy="2659564"/>
+                          </a:xfrm>
+                          <a:prstGeom prst="rect">
+                            <a:avLst/>
+                          </a:prstGeom>
+                        </pic:spPr>
+                      </pic:pic>
+                    </a:graphicData>
+                  </a:graphic>
+                </wp:inline>
+              </w:drawing>
             </w:r>
           </w:p>
         </w:tc>
         <w:tc>
           <w:tcPr>
-            <w:tcW w:w="4626" w:type="dxa"/>
+            <w:tcW w:w="5376" w:type="dxa"/>
+            <w:vAlign w:val="center"/>
           </w:tcPr>
           <w:p>
-            <w:r>
-              <w:t>FK → tickets</w:t>
+            <w:pPr>
+              <w:jc w:val="center"/>
+            </w:pPr>
+            <w:r>
+              <w:rPr>
+                <w:noProof/>
+              </w:rPr>
+              <w:drawing>
+                <wp:inline distT="0" distB="0" distL="0" distR="0" wp14:anchorId="66D8D7C2" wp14:editId="0F6984F1">
+                  <wp:extent cx="2806835" cy="1119188"/>
+                  <wp:effectExtent l="0" t="0" r="0" b="5080"/>
+                  <wp:docPr id="2031912203" name="Picture 1"/>
+                  <wp:cNvGraphicFramePr>
+                    <a:graphicFrameLocks xmlns:a="http://schemas.openxmlformats.org/drawingml/2006/main" noChangeAspect="1"/>
+                  </wp:cNvGraphicFramePr>
+                  <a:graphic xmlns:a="http://schemas.openxmlformats.org/drawingml/2006/main">
+                    <a:graphicData uri="http://schemas.openxmlformats.org/drawingml/2006/picture">
+                      <pic:pic xmlns:pic="http://schemas.openxmlformats.org/drawingml/2006/picture">
+                        <pic:nvPicPr>
+                          <pic:cNvPr id="2031912203" name=""/>
+                          <pic:cNvPicPr/>
+                        </pic:nvPicPr>
+                        <pic:blipFill>
+                          <a:blip r:embed="rId14"/>
+                          <a:stretch>
+                            <a:fillRect/>
+                          </a:stretch>
+                        </pic:blipFill>
+                        <pic:spPr>
+                          <a:xfrm>
+                            <a:off x="0" y="0"/>
+                            <a:ext cx="2835872" cy="1130766"/>
+                          </a:xfrm>
+                          <a:prstGeom prst="rect">
+                            <a:avLst/>
+                          </a:prstGeom>
+                        </pic:spPr>
+                      </pic:pic>
+                    </a:graphicData>
+                  </a:graphic>
+                </wp:inline>
+              </w:drawing>
             </w:r>
           </w:p>
         </w:tc>
@@ -7150,21 +8325,25 @@
       <w:tr>
         <w:tc>
           <w:tcPr>
-            <w:tcW w:w="4390" w:type="dxa"/>
+            <w:tcW w:w="9016" w:type="dxa"/>
+            <w:gridSpan w:val="2"/>
+            <w:shd w:val="clear" w:color="auto" w:fill="000000" w:themeFill="text1"/>
           </w:tcPr>
           <w:p>
-            <w:r>
-              <w:t>user_id</w:t>
-            </w:r>
-          </w:p>
-        </w:tc>
-        <w:tc>
-          <w:tcPr>
-            <w:tcW w:w="4626" w:type="dxa"/>
-          </w:tcPr>
-          <w:p>
-            <w:r>
-              <w:t>(FK → users)</w:t>
+            <w:pPr>
+              <w:jc w:val="center"/>
+              <w:rPr>
+                <w:b/>
+                <w:bCs/>
+              </w:rPr>
+            </w:pPr>
+            <w:r>
+              <w:rPr>
+                <w:b/>
+                <w:bCs/>
+              </w:rPr>
+              <w:lastRenderedPageBreak/>
+              <w:t>Profil ( ALL Role )</w:t>
             </w:r>
           </w:p>
         </w:tc>
@@ -7172,21 +8351,45 @@
       <w:tr>
         <w:tc>
           <w:tcPr>
-            <w:tcW w:w="4390" w:type="dxa"/>
+            <w:tcW w:w="3640" w:type="dxa"/>
+            <w:shd w:val="clear" w:color="auto" w:fill="000000" w:themeFill="text1"/>
           </w:tcPr>
           <w:p>
-            <w:r>
-              <w:t>body</w:t>
+            <w:pPr>
+              <w:jc w:val="center"/>
+              <w:rPr>
+                <w:b/>
+                <w:bCs/>
+              </w:rPr>
+            </w:pPr>
+            <w:r>
+              <w:rPr>
+                <w:b/>
+                <w:bCs/>
+              </w:rPr>
+              <w:t>Mobile</w:t>
             </w:r>
           </w:p>
         </w:tc>
         <w:tc>
           <w:tcPr>
-            <w:tcW w:w="4626" w:type="dxa"/>
+            <w:tcW w:w="5376" w:type="dxa"/>
+            <w:shd w:val="clear" w:color="auto" w:fill="000000" w:themeFill="text1"/>
           </w:tcPr>
           <w:p>
-            <w:r>
-              <w:t>text</w:t>
+            <w:pPr>
+              <w:jc w:val="center"/>
+              <w:rPr>
+                <w:b/>
+                <w:bCs/>
+              </w:rPr>
+            </w:pPr>
+            <w:r>
+              <w:rPr>
+                <w:b/>
+                <w:bCs/>
+              </w:rPr>
+              <w:t>Desktop</w:t>
             </w:r>
           </w:p>
         </w:tc>
@@ -7194,22 +8397,365 @@
       <w:tr>
         <w:tc>
           <w:tcPr>
-            <w:tcW w:w="4390" w:type="dxa"/>
+            <w:tcW w:w="3640" w:type="dxa"/>
           </w:tcPr>
           <w:p>
-            <w:r>
-              <w:t>timestamps</w:t>
+            <w:pPr>
+              <w:jc w:val="center"/>
+            </w:pPr>
+            <w:r>
+              <w:rPr>
+                <w:noProof/>
+              </w:rPr>
+              <w:drawing>
+                <wp:inline distT="0" distB="0" distL="0" distR="0" wp14:anchorId="5322099C" wp14:editId="46E92A09">
+                  <wp:extent cx="1557337" cy="2812435"/>
+                  <wp:effectExtent l="0" t="0" r="5080" b="6985"/>
+                  <wp:docPr id="1362931528" name="Picture 1"/>
+                  <wp:cNvGraphicFramePr>
+                    <a:graphicFrameLocks xmlns:a="http://schemas.openxmlformats.org/drawingml/2006/main" noChangeAspect="1"/>
+                  </wp:cNvGraphicFramePr>
+                  <a:graphic xmlns:a="http://schemas.openxmlformats.org/drawingml/2006/main">
+                    <a:graphicData uri="http://schemas.openxmlformats.org/drawingml/2006/picture">
+                      <pic:pic xmlns:pic="http://schemas.openxmlformats.org/drawingml/2006/picture">
+                        <pic:nvPicPr>
+                          <pic:cNvPr id="1362931528" name=""/>
+                          <pic:cNvPicPr/>
+                        </pic:nvPicPr>
+                        <pic:blipFill>
+                          <a:blip r:embed="rId15"/>
+                          <a:stretch>
+                            <a:fillRect/>
+                          </a:stretch>
+                        </pic:blipFill>
+                        <pic:spPr>
+                          <a:xfrm>
+                            <a:off x="0" y="0"/>
+                            <a:ext cx="1566614" cy="2829188"/>
+                          </a:xfrm>
+                          <a:prstGeom prst="rect">
+                            <a:avLst/>
+                          </a:prstGeom>
+                        </pic:spPr>
+                      </pic:pic>
+                    </a:graphicData>
+                  </a:graphic>
+                </wp:inline>
+              </w:drawing>
             </w:r>
           </w:p>
         </w:tc>
         <w:tc>
           <w:tcPr>
-            <w:tcW w:w="4626" w:type="dxa"/>
+            <w:tcW w:w="5376" w:type="dxa"/>
+            <w:vAlign w:val="center"/>
           </w:tcPr>
           <w:p>
-            <w:r>
-              <w:t>enum: JARINGAN, LAYANAN, CBS, OTHER</w:t>
-            </w:r>
+            <w:pPr>
+              <w:jc w:val="center"/>
+            </w:pPr>
+            <w:r>
+              <w:rPr>
+                <w:noProof/>
+              </w:rPr>
+              <w:drawing>
+                <wp:inline distT="0" distB="0" distL="0" distR="0" wp14:anchorId="08A8A136" wp14:editId="66908D05">
+                  <wp:extent cx="3269298" cy="1361181"/>
+                  <wp:effectExtent l="0" t="0" r="7620" b="0"/>
+                  <wp:docPr id="400235158" name="Picture 1"/>
+                  <wp:cNvGraphicFramePr>
+                    <a:graphicFrameLocks xmlns:a="http://schemas.openxmlformats.org/drawingml/2006/main" noChangeAspect="1"/>
+                  </wp:cNvGraphicFramePr>
+                  <a:graphic xmlns:a="http://schemas.openxmlformats.org/drawingml/2006/main">
+                    <a:graphicData uri="http://schemas.openxmlformats.org/drawingml/2006/picture">
+                      <pic:pic xmlns:pic="http://schemas.openxmlformats.org/drawingml/2006/picture">
+                        <pic:nvPicPr>
+                          <pic:cNvPr id="400235158" name=""/>
+                          <pic:cNvPicPr/>
+                        </pic:nvPicPr>
+                        <pic:blipFill>
+                          <a:blip r:embed="rId16"/>
+                          <a:stretch>
+                            <a:fillRect/>
+                          </a:stretch>
+                        </pic:blipFill>
+                        <pic:spPr>
+                          <a:xfrm>
+                            <a:off x="0" y="0"/>
+                            <a:ext cx="3279715" cy="1365518"/>
+                          </a:xfrm>
+                          <a:prstGeom prst="rect">
+                            <a:avLst/>
+                          </a:prstGeom>
+                        </pic:spPr>
+                      </pic:pic>
+                    </a:graphicData>
+                  </a:graphic>
+                </wp:inline>
+              </w:drawing>
+            </w:r>
+          </w:p>
+        </w:tc>
+      </w:tr>
+      <w:tr>
+        <w:tc>
+          <w:tcPr>
+            <w:tcW w:w="9016" w:type="dxa"/>
+            <w:gridSpan w:val="2"/>
+            <w:shd w:val="clear" w:color="auto" w:fill="000000" w:themeFill="text1"/>
+          </w:tcPr>
+          <w:p>
+            <w:pPr>
+              <w:jc w:val="center"/>
+              <w:rPr>
+                <w:b/>
+                <w:bCs/>
+              </w:rPr>
+            </w:pPr>
+            <w:r>
+              <w:rPr>
+                <w:b/>
+                <w:bCs/>
+              </w:rPr>
+              <w:t>Dashboard (IT)</w:t>
+            </w:r>
+          </w:p>
+        </w:tc>
+      </w:tr>
+      <w:tr>
+        <w:tc>
+          <w:tcPr>
+            <w:tcW w:w="3640" w:type="dxa"/>
+            <w:shd w:val="clear" w:color="auto" w:fill="000000" w:themeFill="text1"/>
+          </w:tcPr>
+          <w:p>
+            <w:pPr>
+              <w:jc w:val="center"/>
+              <w:rPr>
+                <w:b/>
+                <w:bCs/>
+              </w:rPr>
+            </w:pPr>
+            <w:r>
+              <w:rPr>
+                <w:b/>
+                <w:bCs/>
+              </w:rPr>
+              <w:t>Mobile</w:t>
+            </w:r>
+          </w:p>
+        </w:tc>
+        <w:tc>
+          <w:tcPr>
+            <w:tcW w:w="5376" w:type="dxa"/>
+            <w:shd w:val="clear" w:color="auto" w:fill="000000" w:themeFill="text1"/>
+          </w:tcPr>
+          <w:p>
+            <w:pPr>
+              <w:jc w:val="center"/>
+              <w:rPr>
+                <w:b/>
+                <w:bCs/>
+              </w:rPr>
+            </w:pPr>
+            <w:r>
+              <w:rPr>
+                <w:b/>
+                <w:bCs/>
+              </w:rPr>
+              <w:t>Desktop</w:t>
+            </w:r>
+          </w:p>
+        </w:tc>
+      </w:tr>
+      <w:tr>
+        <w:tc>
+          <w:tcPr>
+            <w:tcW w:w="3640" w:type="dxa"/>
+          </w:tcPr>
+          <w:p>
+            <w:pPr>
+              <w:jc w:val="center"/>
+            </w:pPr>
+            <w:r>
+              <w:rPr>
+                <w:noProof/>
+              </w:rPr>
+              <w:drawing>
+                <wp:inline distT="0" distB="0" distL="0" distR="0" wp14:anchorId="29C89AF3" wp14:editId="198BA8E3">
+                  <wp:extent cx="1484630" cy="2644521"/>
+                  <wp:effectExtent l="0" t="0" r="1270" b="3810"/>
+                  <wp:docPr id="1199700961" name="Picture 1"/>
+                  <wp:cNvGraphicFramePr>
+                    <a:graphicFrameLocks xmlns:a="http://schemas.openxmlformats.org/drawingml/2006/main" noChangeAspect="1"/>
+                  </wp:cNvGraphicFramePr>
+                  <a:graphic xmlns:a="http://schemas.openxmlformats.org/drawingml/2006/main">
+                    <a:graphicData uri="http://schemas.openxmlformats.org/drawingml/2006/picture">
+                      <pic:pic xmlns:pic="http://schemas.openxmlformats.org/drawingml/2006/picture">
+                        <pic:nvPicPr>
+                          <pic:cNvPr id="1199700961" name=""/>
+                          <pic:cNvPicPr/>
+                        </pic:nvPicPr>
+                        <pic:blipFill>
+                          <a:blip r:embed="rId17"/>
+                          <a:stretch>
+                            <a:fillRect/>
+                          </a:stretch>
+                        </pic:blipFill>
+                        <pic:spPr>
+                          <a:xfrm>
+                            <a:off x="0" y="0"/>
+                            <a:ext cx="1498514" cy="2669253"/>
+                          </a:xfrm>
+                          <a:prstGeom prst="rect">
+                            <a:avLst/>
+                          </a:prstGeom>
+                        </pic:spPr>
+                      </pic:pic>
+                    </a:graphicData>
+                  </a:graphic>
+                </wp:inline>
+              </w:drawing>
+            </w:r>
+          </w:p>
+        </w:tc>
+        <w:tc>
+          <w:tcPr>
+            <w:tcW w:w="5376" w:type="dxa"/>
+            <w:vAlign w:val="center"/>
+          </w:tcPr>
+          <w:p>
+            <w:pPr>
+              <w:jc w:val="center"/>
+            </w:pPr>
+            <w:r>
+              <w:rPr>
+                <w:noProof/>
+              </w:rPr>
+              <w:drawing>
+                <wp:inline distT="0" distB="0" distL="0" distR="0" wp14:anchorId="2167C277" wp14:editId="50EB8BD1">
+                  <wp:extent cx="3269298" cy="1375670"/>
+                  <wp:effectExtent l="0" t="0" r="7620" b="0"/>
+                  <wp:docPr id="1919619637" name="Picture 1"/>
+                  <wp:cNvGraphicFramePr>
+                    <a:graphicFrameLocks xmlns:a="http://schemas.openxmlformats.org/drawingml/2006/main" noChangeAspect="1"/>
+                  </wp:cNvGraphicFramePr>
+                  <a:graphic xmlns:a="http://schemas.openxmlformats.org/drawingml/2006/main">
+                    <a:graphicData uri="http://schemas.openxmlformats.org/drawingml/2006/picture">
+                      <pic:pic xmlns:pic="http://schemas.openxmlformats.org/drawingml/2006/picture">
+                        <pic:nvPicPr>
+                          <pic:cNvPr id="1919619637" name=""/>
+                          <pic:cNvPicPr/>
+                        </pic:nvPicPr>
+                        <pic:blipFill>
+                          <a:blip r:embed="rId18"/>
+                          <a:stretch>
+                            <a:fillRect/>
+                          </a:stretch>
+                        </pic:blipFill>
+                        <pic:spPr>
+                          <a:xfrm>
+                            <a:off x="0" y="0"/>
+                            <a:ext cx="3298606" cy="1388002"/>
+                          </a:xfrm>
+                          <a:prstGeom prst="rect">
+                            <a:avLst/>
+                          </a:prstGeom>
+                        </pic:spPr>
+                      </pic:pic>
+                    </a:graphicData>
+                  </a:graphic>
+                </wp:inline>
+              </w:drawing>
+            </w:r>
+          </w:p>
+        </w:tc>
+      </w:tr>
+      <w:tr>
+        <w:tc>
+          <w:tcPr>
+            <w:tcW w:w="3640" w:type="dxa"/>
+          </w:tcPr>
+          <w:p>
+            <w:pPr>
+              <w:jc w:val="center"/>
+            </w:pPr>
+          </w:p>
+        </w:tc>
+        <w:tc>
+          <w:tcPr>
+            <w:tcW w:w="5376" w:type="dxa"/>
+          </w:tcPr>
+          <w:p>
+            <w:pPr>
+              <w:jc w:val="center"/>
+            </w:pPr>
+          </w:p>
+        </w:tc>
+      </w:tr>
+      <w:tr>
+        <w:tc>
+          <w:tcPr>
+            <w:tcW w:w="3640" w:type="dxa"/>
+          </w:tcPr>
+          <w:p>
+            <w:pPr>
+              <w:jc w:val="center"/>
+            </w:pPr>
+          </w:p>
+        </w:tc>
+        <w:tc>
+          <w:tcPr>
+            <w:tcW w:w="5376" w:type="dxa"/>
+          </w:tcPr>
+          <w:p>
+            <w:pPr>
+              <w:jc w:val="center"/>
+            </w:pPr>
+          </w:p>
+        </w:tc>
+      </w:tr>
+      <w:tr>
+        <w:tc>
+          <w:tcPr>
+            <w:tcW w:w="3640" w:type="dxa"/>
+          </w:tcPr>
+          <w:p>
+            <w:pPr>
+              <w:jc w:val="center"/>
+            </w:pPr>
+          </w:p>
+        </w:tc>
+        <w:tc>
+          <w:tcPr>
+            <w:tcW w:w="5376" w:type="dxa"/>
+          </w:tcPr>
+          <w:p>
+            <w:pPr>
+              <w:jc w:val="center"/>
+            </w:pPr>
+          </w:p>
+        </w:tc>
+      </w:tr>
+      <w:tr>
+        <w:tc>
+          <w:tcPr>
+            <w:tcW w:w="3640" w:type="dxa"/>
+          </w:tcPr>
+          <w:p>
+            <w:pPr>
+              <w:jc w:val="center"/>
+            </w:pPr>
+          </w:p>
+        </w:tc>
+        <w:tc>
+          <w:tcPr>
+            <w:tcW w:w="5376" w:type="dxa"/>
+          </w:tcPr>
+          <w:p>
+            <w:pPr>
+              <w:jc w:val="center"/>
+            </w:pPr>
           </w:p>
         </w:tc>
       </w:tr>
@@ -7217,78 +8763,27 @@
     <w:p/>
     <w:p>
       <w:pPr>
-        <w:pStyle w:val="Heading1"/>
-      </w:pPr>
-      <w:bookmarkStart w:id="8" w:name="_Toc209913518"/>
-      <w:r>
-        <w:lastRenderedPageBreak/>
-        <w:t>5. User Interface</w:t>
-      </w:r>
-      <w:bookmarkEnd w:id="8"/>
-    </w:p>
-    <w:p>
-      <w:pPr>
         <w:pStyle w:val="Heading2"/>
         <w:jc w:val="center"/>
       </w:pPr>
-      <w:bookmarkStart w:id="9" w:name="_Toc209913519"/>
+      <w:bookmarkStart w:id="7" w:name="_Toc209913519"/>
       <w:r>
         <w:t>5.1 Halaman Login</w:t>
       </w:r>
-      <w:bookmarkEnd w:id="9"/>
-    </w:p>
-    <w:p>
-      <w:r>
-        <w:rPr>
-          <w:noProof/>
-        </w:rPr>
-        <w:drawing>
-          <wp:inline distT="0" distB="0" distL="0" distR="0" wp14:anchorId="00B36B54" wp14:editId="3E758198">
-            <wp:extent cx="5731510" cy="4690745"/>
-            <wp:effectExtent l="0" t="0" r="2540" b="0"/>
-            <wp:docPr id="851790187" name="Picture 1"/>
-            <wp:cNvGraphicFramePr>
-              <a:graphicFrameLocks xmlns:a="http://schemas.openxmlformats.org/drawingml/2006/main" noChangeAspect="1"/>
-            </wp:cNvGraphicFramePr>
-            <a:graphic xmlns:a="http://schemas.openxmlformats.org/drawingml/2006/main">
-              <a:graphicData uri="http://schemas.openxmlformats.org/drawingml/2006/picture">
-                <pic:pic xmlns:pic="http://schemas.openxmlformats.org/drawingml/2006/picture">
-                  <pic:nvPicPr>
-                    <pic:cNvPr id="851790187" name=""/>
-                    <pic:cNvPicPr/>
-                  </pic:nvPicPr>
-                  <pic:blipFill>
-                    <a:blip r:embed="rId12"/>
-                    <a:stretch>
-                      <a:fillRect/>
-                    </a:stretch>
-                  </pic:blipFill>
-                  <pic:spPr>
-                    <a:xfrm>
-                      <a:off x="0" y="0"/>
-                      <a:ext cx="5731510" cy="4690745"/>
-                    </a:xfrm>
-                    <a:prstGeom prst="rect">
-                      <a:avLst/>
-                    </a:prstGeom>
-                  </pic:spPr>
-                </pic:pic>
-              </a:graphicData>
-            </a:graphic>
-          </wp:inline>
-        </w:drawing>
-      </w:r>
-    </w:p>
+      <w:bookmarkEnd w:id="7"/>
+    </w:p>
+    <w:p/>
     <w:p>
       <w:pPr>
         <w:pStyle w:val="Heading2"/>
         <w:jc w:val="center"/>
       </w:pPr>
-      <w:bookmarkStart w:id="10" w:name="_Toc209913520"/>
-      <w:r>
+      <w:bookmarkStart w:id="8" w:name="_Toc209913520"/>
+      <w:r>
+        <w:lastRenderedPageBreak/>
         <w:t>5.2 Dashboard Cabang</w:t>
       </w:r>
-      <w:bookmarkEnd w:id="10"/>
+      <w:bookmarkEnd w:id="8"/>
     </w:p>
     <w:p>
       <w:r>
@@ -7311,7 +8806,7 @@
                     <pic:cNvPicPr/>
                   </pic:nvPicPr>
                   <pic:blipFill>
-                    <a:blip r:embed="rId13"/>
+                    <a:blip r:embed="rId19"/>
                     <a:stretch>
                       <a:fillRect/>
                     </a:stretch>
@@ -7338,12 +8833,11 @@
         <w:pStyle w:val="Heading2"/>
         <w:jc w:val="center"/>
       </w:pPr>
-      <w:bookmarkStart w:id="11" w:name="_Toc209913521"/>
-      <w:r>
-        <w:lastRenderedPageBreak/>
+      <w:bookmarkStart w:id="9" w:name="_Toc209913521"/>
+      <w:r>
         <w:t>5.3 Buat Tiket</w:t>
       </w:r>
-      <w:bookmarkEnd w:id="11"/>
+      <w:bookmarkEnd w:id="9"/>
     </w:p>
     <w:p>
       <w:r>
@@ -7366,7 +8860,7 @@
                     <pic:cNvPicPr/>
                   </pic:nvPicPr>
                   <pic:blipFill>
-                    <a:blip r:embed="rId14"/>
+                    <a:blip r:embed="rId20"/>
                     <a:stretch>
                       <a:fillRect/>
                     </a:stretch>
@@ -7392,11 +8886,11 @@
         <w:pStyle w:val="Heading2"/>
         <w:jc w:val="center"/>
       </w:pPr>
-      <w:bookmarkStart w:id="12" w:name="_Toc209913522"/>
+      <w:bookmarkStart w:id="10" w:name="_Toc209913522"/>
       <w:r>
         <w:t>5.4 Popup Nomor Tiket</w:t>
       </w:r>
-      <w:bookmarkEnd w:id="12"/>
+      <w:bookmarkEnd w:id="10"/>
     </w:p>
     <w:p/>
     <w:p>
@@ -7404,6 +8898,7 @@
         <w:rPr>
           <w:noProof/>
         </w:rPr>
+        <w:lastRenderedPageBreak/>
         <w:drawing>
           <wp:inline distT="0" distB="0" distL="0" distR="0" wp14:anchorId="159E2E9E" wp14:editId="3F2096EE">
             <wp:extent cx="5731510" cy="3094990"/>
@@ -7420,7 +8915,7 @@
                     <pic:cNvPicPr/>
                   </pic:nvPicPr>
                   <pic:blipFill>
-                    <a:blip r:embed="rId15"/>
+                    <a:blip r:embed="rId21"/>
                     <a:stretch>
                       <a:fillRect/>
                     </a:stretch>
@@ -7456,12 +8951,11 @@
         <w:pStyle w:val="Heading2"/>
         <w:jc w:val="center"/>
       </w:pPr>
-      <w:bookmarkStart w:id="13" w:name="_Toc209913523"/>
-      <w:r>
-        <w:lastRenderedPageBreak/>
+      <w:bookmarkStart w:id="11" w:name="_Toc209913523"/>
+      <w:r>
         <w:t>5.5 Tiket Saya</w:t>
       </w:r>
-      <w:bookmarkEnd w:id="13"/>
+      <w:bookmarkEnd w:id="11"/>
     </w:p>
     <w:p/>
     <w:p>
@@ -7485,7 +8979,7 @@
                     <pic:cNvPicPr/>
                   </pic:nvPicPr>
                   <pic:blipFill>
-                    <a:blip r:embed="rId16"/>
+                    <a:blip r:embed="rId22"/>
                     <a:stretch>
                       <a:fillRect/>
                     </a:stretch>
@@ -7511,11 +9005,12 @@
         <w:pStyle w:val="Heading2"/>
         <w:jc w:val="center"/>
       </w:pPr>
-      <w:bookmarkStart w:id="14" w:name="_Toc209913524"/>
-      <w:r>
+      <w:bookmarkStart w:id="12" w:name="_Toc209913524"/>
+      <w:r>
+        <w:lastRenderedPageBreak/>
         <w:t>5.6 Detail Tiket Cabang</w:t>
       </w:r>
-      <w:bookmarkEnd w:id="14"/>
+      <w:bookmarkEnd w:id="12"/>
     </w:p>
     <w:p>
       <w:r>
@@ -7538,7 +9033,7 @@
                     <pic:cNvPicPr/>
                   </pic:nvPicPr>
                   <pic:blipFill>
-                    <a:blip r:embed="rId17"/>
+                    <a:blip r:embed="rId23"/>
                     <a:stretch>
                       <a:fillRect/>
                     </a:stretch>
@@ -7575,15 +9070,14 @@
         <w:pStyle w:val="Heading2"/>
         <w:jc w:val="center"/>
       </w:pPr>
-      <w:bookmarkStart w:id="15" w:name="_Toc209913525"/>
-      <w:r>
-        <w:lastRenderedPageBreak/>
+      <w:bookmarkStart w:id="13" w:name="_Toc209913525"/>
+      <w:r>
         <w:t>5</w:t>
       </w:r>
       <w:r>
         <w:t>.7 Dashboard IT</w:t>
       </w:r>
-      <w:bookmarkEnd w:id="15"/>
+      <w:bookmarkEnd w:id="13"/>
     </w:p>
     <w:p/>
     <w:p>
@@ -7591,6 +9085,7 @@
         <w:rPr>
           <w:noProof/>
         </w:rPr>
+        <w:lastRenderedPageBreak/>
         <w:drawing>
           <wp:inline distT="0" distB="0" distL="0" distR="0" wp14:anchorId="79DEABE7" wp14:editId="1E7946D3">
             <wp:extent cx="5731510" cy="3432810"/>
@@ -7607,7 +9102,7 @@
                     <pic:cNvPicPr/>
                   </pic:nvPicPr>
                   <pic:blipFill>
-                    <a:blip r:embed="rId18"/>
+                    <a:blip r:embed="rId24"/>
                     <a:stretch>
                       <a:fillRect/>
                     </a:stretch>
@@ -7634,11 +9129,11 @@
         <w:pStyle w:val="Heading2"/>
         <w:jc w:val="center"/>
       </w:pPr>
-      <w:bookmarkStart w:id="16" w:name="_Toc209913526"/>
+      <w:bookmarkStart w:id="14" w:name="_Toc209913526"/>
       <w:r>
         <w:t>5.8 Detail Tiket IT</w:t>
       </w:r>
-      <w:bookmarkEnd w:id="16"/>
+      <w:bookmarkEnd w:id="14"/>
     </w:p>
     <w:p/>
     <w:p>
@@ -7662,7 +9157,7 @@
                     <pic:cNvPicPr/>
                   </pic:nvPicPr>
                   <pic:blipFill>
-                    <a:blip r:embed="rId19"/>
+                    <a:blip r:embed="rId25"/>
                     <a:stretch>
                       <a:fillRect/>
                     </a:stretch>
@@ -7689,12 +9184,11 @@
         <w:pStyle w:val="Heading2"/>
         <w:jc w:val="center"/>
       </w:pPr>
-      <w:bookmarkStart w:id="17" w:name="_Toc209913527"/>
-      <w:r>
-        <w:lastRenderedPageBreak/>
+      <w:bookmarkStart w:id="15" w:name="_Toc209913527"/>
+      <w:r>
         <w:t>5.9 Tiket Saya</w:t>
       </w:r>
-      <w:bookmarkEnd w:id="17"/>
+      <w:bookmarkEnd w:id="15"/>
     </w:p>
     <w:p/>
     <w:p>
@@ -7702,6 +9196,7 @@
         <w:rPr>
           <w:noProof/>
         </w:rPr>
+        <w:lastRenderedPageBreak/>
         <w:drawing>
           <wp:inline distT="0" distB="0" distL="0" distR="0" wp14:anchorId="37CBB358" wp14:editId="4ACA704C">
             <wp:extent cx="5731510" cy="3420110"/>
@@ -7718,7 +9213,7 @@
                     <pic:cNvPicPr/>
                   </pic:nvPicPr>
                   <pic:blipFill>
-                    <a:blip r:embed="rId20"/>
+                    <a:blip r:embed="rId26"/>
                     <a:stretch>
                       <a:fillRect/>
                     </a:stretch>
@@ -7744,11 +9239,11 @@
       <w:pPr>
         <w:pStyle w:val="Heading2"/>
       </w:pPr>
-      <w:bookmarkStart w:id="18" w:name="_Toc209913528"/>
+      <w:bookmarkStart w:id="16" w:name="_Toc209913528"/>
       <w:r>
         <w:t>5.10 Laporan Statistik</w:t>
       </w:r>
-      <w:bookmarkEnd w:id="18"/>
+      <w:bookmarkEnd w:id="16"/>
     </w:p>
     <w:p/>
     <w:p>
@@ -7772,7 +9267,7 @@
                     <pic:cNvPicPr/>
                   </pic:nvPicPr>
                   <pic:blipFill>
-                    <a:blip r:embed="rId21"/>
+                    <a:blip r:embed="rId27"/>
                     <a:stretch>
                       <a:fillRect/>
                     </a:stretch>
@@ -7794,7 +9289,7 @@
       </w:r>
     </w:p>
     <w:sectPr>
-      <w:footerReference w:type="default" r:id="rId22"/>
+      <w:footerReference w:type="default" r:id="rId28"/>
       <w:pgSz w:w="11906" w:h="16838"/>
       <w:pgMar w:top="1440" w:right="1440" w:bottom="1440" w:left="1440" w:header="708" w:footer="708" w:gutter="0"/>
       <w:pgNumType w:start="0"/>
@@ -7937,9 +9432,9 @@
 <file path=word/numbering.xml><?xml version="1.0" encoding="utf-8"?>
 <w:numbering xmlns:wpc="http://schemas.microsoft.com/office/word/2010/wordprocessingCanvas" xmlns:cx="http://schemas.microsoft.com/office/drawing/2014/chartex" xmlns:cx1="http://schemas.microsoft.com/office/drawing/2015/9/8/chartex" xmlns:cx2="http://schemas.microsoft.com/office/drawing/2015/10/21/chartex" xmlns:cx3="http://schemas.microsoft.com/office/drawing/2016/5/9/chartex" xmlns:cx4="http://schemas.microsoft.com/office/drawing/2016/5/10/chartex" xmlns:cx5="http://schemas.microsoft.com/office/drawing/2016/5/11/chartex" xmlns:cx6="http://schemas.microsoft.com/office/drawing/2016/5/12/chartex" xmlns:cx7="http://schemas.microsoft.com/office/drawing/2016/5/13/chartex" xmlns:cx8="http://schemas.microsoft.com/office/drawing/2016/5/14/chartex" xmlns:mc="http://schemas.openxmlformats.org/markup-compatibility/2006" xmlns:aink="http://schemas.microsoft.com/office/drawing/2016/ink" xmlns:am3d="http://schemas.microsoft.com/office/drawing/2017/model3d" xmlns:o="urn:schemas-microsoft-com:office:office" xmlns:oel="http://schemas.microsoft.com/office/2019/extlst" xmlns:r="http://schemas.openxmlformats.org/officeDocument/2006/relationships" xmlns:m="http://schemas.openxmlformats.org/officeDocument/2006/math" xmlns:v="urn:schemas-microsoft-com:vml" xmlns:wp14="http://schemas.microsoft.com/office/word/2010/wordprocessingDrawing" xmlns:wp="http://schemas.openxmlformats.org/drawingml/2006/wordprocessingDrawing" xmlns:w10="urn:schemas-microsoft-com:office:word" xmlns:w="http://schemas.openxmlformats.org/wordprocessingml/2006/main" xmlns:w14="http://schemas.microsoft.com/office/word/2010/wordml" xmlns:w15="http://schemas.microsoft.com/office/word/2012/wordml" xmlns:w16cex="http://schemas.microsoft.com/office/word/2018/wordml/cex" xmlns:w16cid="http://schemas.microsoft.com/office/word/2016/wordml/cid" xmlns:w16="http://schemas.microsoft.com/office/word/2018/wordml" xmlns:w16du="http://schemas.microsoft.com/office/word/2023/wordml/word16du" xmlns:w16sdtdh="http://schemas.microsoft.com/office/word/2020/wordml/sdtdatahash" xmlns:w16sdtfl="http://schemas.microsoft.com/office/word/2024/wordml/sdtformatlock" xmlns:w16se="http://schemas.microsoft.com/office/word/2015/wordml/symex" xmlns:wpg="http://schemas.microsoft.com/office/word/2010/wordprocessingGroup" xmlns:wpi="http://schemas.microsoft.com/office/word/2010/wordprocessingInk" xmlns:wne="http://schemas.microsoft.com/office/word/2006/wordml" xmlns:wps="http://schemas.microsoft.com/office/word/2010/wordprocessingShape" mc:Ignorable="w14 w15 w16se w16cid w16 w16cex w16sdtdh w16sdtfl w16du wp14">
   <w:abstractNum w:abstractNumId="0" w15:restartNumberingAfterBreak="0">
-    <w:nsid w:val="1E74721A"/>
+    <w:nsid w:val="08EF6DB9"/>
     <w:multiLevelType w:val="multilevel"/>
-    <w:tmpl w:val="28269F52"/>
+    <w:tmpl w:val="49280D18"/>
     <w:lvl w:ilvl="0">
       <w:start w:val="1"/>
       <w:numFmt w:val="bullet"/>
@@ -8086,6 +9581,602 @@
     </w:lvl>
   </w:abstractNum>
   <w:abstractNum w:abstractNumId="1" w15:restartNumberingAfterBreak="0">
+    <w:nsid w:val="0CA1335D"/>
+    <w:multiLevelType w:val="multilevel"/>
+    <w:tmpl w:val="4FA6E4F0"/>
+    <w:lvl w:ilvl="0">
+      <w:start w:val="1"/>
+      <w:numFmt w:val="bullet"/>
+      <w:lvlText w:val=""/>
+      <w:lvlJc w:val="left"/>
+      <w:pPr>
+        <w:tabs>
+          <w:tab w:val="num" w:pos="720"/>
+        </w:tabs>
+        <w:ind w:left="720" w:hanging="360"/>
+      </w:pPr>
+      <w:rPr>
+        <w:rFonts w:ascii="Symbol" w:hAnsi="Symbol" w:hint="default"/>
+        <w:sz w:val="20"/>
+      </w:rPr>
+    </w:lvl>
+    <w:lvl w:ilvl="1" w:tentative="1">
+      <w:start w:val="1"/>
+      <w:numFmt w:val="bullet"/>
+      <w:lvlText w:val="o"/>
+      <w:lvlJc w:val="left"/>
+      <w:pPr>
+        <w:tabs>
+          <w:tab w:val="num" w:pos="1440"/>
+        </w:tabs>
+        <w:ind w:left="1440" w:hanging="360"/>
+      </w:pPr>
+      <w:rPr>
+        <w:rFonts w:ascii="Courier New" w:hAnsi="Courier New" w:hint="default"/>
+        <w:sz w:val="20"/>
+      </w:rPr>
+    </w:lvl>
+    <w:lvl w:ilvl="2" w:tentative="1">
+      <w:start w:val="1"/>
+      <w:numFmt w:val="bullet"/>
+      <w:lvlText w:val=""/>
+      <w:lvlJc w:val="left"/>
+      <w:pPr>
+        <w:tabs>
+          <w:tab w:val="num" w:pos="2160"/>
+        </w:tabs>
+        <w:ind w:left="2160" w:hanging="360"/>
+      </w:pPr>
+      <w:rPr>
+        <w:rFonts w:ascii="Wingdings" w:hAnsi="Wingdings" w:hint="default"/>
+        <w:sz w:val="20"/>
+      </w:rPr>
+    </w:lvl>
+    <w:lvl w:ilvl="3" w:tentative="1">
+      <w:start w:val="1"/>
+      <w:numFmt w:val="bullet"/>
+      <w:lvlText w:val=""/>
+      <w:lvlJc w:val="left"/>
+      <w:pPr>
+        <w:tabs>
+          <w:tab w:val="num" w:pos="2880"/>
+        </w:tabs>
+        <w:ind w:left="2880" w:hanging="360"/>
+      </w:pPr>
+      <w:rPr>
+        <w:rFonts w:ascii="Wingdings" w:hAnsi="Wingdings" w:hint="default"/>
+        <w:sz w:val="20"/>
+      </w:rPr>
+    </w:lvl>
+    <w:lvl w:ilvl="4" w:tentative="1">
+      <w:start w:val="1"/>
+      <w:numFmt w:val="bullet"/>
+      <w:lvlText w:val=""/>
+      <w:lvlJc w:val="left"/>
+      <w:pPr>
+        <w:tabs>
+          <w:tab w:val="num" w:pos="3600"/>
+        </w:tabs>
+        <w:ind w:left="3600" w:hanging="360"/>
+      </w:pPr>
+      <w:rPr>
+        <w:rFonts w:ascii="Wingdings" w:hAnsi="Wingdings" w:hint="default"/>
+        <w:sz w:val="20"/>
+      </w:rPr>
+    </w:lvl>
+    <w:lvl w:ilvl="5" w:tentative="1">
+      <w:start w:val="1"/>
+      <w:numFmt w:val="bullet"/>
+      <w:lvlText w:val=""/>
+      <w:lvlJc w:val="left"/>
+      <w:pPr>
+        <w:tabs>
+          <w:tab w:val="num" w:pos="4320"/>
+        </w:tabs>
+        <w:ind w:left="4320" w:hanging="360"/>
+      </w:pPr>
+      <w:rPr>
+        <w:rFonts w:ascii="Wingdings" w:hAnsi="Wingdings" w:hint="default"/>
+        <w:sz w:val="20"/>
+      </w:rPr>
+    </w:lvl>
+    <w:lvl w:ilvl="6" w:tentative="1">
+      <w:start w:val="1"/>
+      <w:numFmt w:val="bullet"/>
+      <w:lvlText w:val=""/>
+      <w:lvlJc w:val="left"/>
+      <w:pPr>
+        <w:tabs>
+          <w:tab w:val="num" w:pos="5040"/>
+        </w:tabs>
+        <w:ind w:left="5040" w:hanging="360"/>
+      </w:pPr>
+      <w:rPr>
+        <w:rFonts w:ascii="Wingdings" w:hAnsi="Wingdings" w:hint="default"/>
+        <w:sz w:val="20"/>
+      </w:rPr>
+    </w:lvl>
+    <w:lvl w:ilvl="7" w:tentative="1">
+      <w:start w:val="1"/>
+      <w:numFmt w:val="bullet"/>
+      <w:lvlText w:val=""/>
+      <w:lvlJc w:val="left"/>
+      <w:pPr>
+        <w:tabs>
+          <w:tab w:val="num" w:pos="5760"/>
+        </w:tabs>
+        <w:ind w:left="5760" w:hanging="360"/>
+      </w:pPr>
+      <w:rPr>
+        <w:rFonts w:ascii="Wingdings" w:hAnsi="Wingdings" w:hint="default"/>
+        <w:sz w:val="20"/>
+      </w:rPr>
+    </w:lvl>
+    <w:lvl w:ilvl="8" w:tentative="1">
+      <w:start w:val="1"/>
+      <w:numFmt w:val="bullet"/>
+      <w:lvlText w:val=""/>
+      <w:lvlJc w:val="left"/>
+      <w:pPr>
+        <w:tabs>
+          <w:tab w:val="num" w:pos="6480"/>
+        </w:tabs>
+        <w:ind w:left="6480" w:hanging="360"/>
+      </w:pPr>
+      <w:rPr>
+        <w:rFonts w:ascii="Wingdings" w:hAnsi="Wingdings" w:hint="default"/>
+        <w:sz w:val="20"/>
+      </w:rPr>
+    </w:lvl>
+  </w:abstractNum>
+  <w:abstractNum w:abstractNumId="2" w15:restartNumberingAfterBreak="0">
+    <w:nsid w:val="1A34023F"/>
+    <w:multiLevelType w:val="multilevel"/>
+    <w:tmpl w:val="CB64705E"/>
+    <w:lvl w:ilvl="0">
+      <w:start w:val="1"/>
+      <w:numFmt w:val="bullet"/>
+      <w:lvlText w:val=""/>
+      <w:lvlJc w:val="left"/>
+      <w:pPr>
+        <w:tabs>
+          <w:tab w:val="num" w:pos="720"/>
+        </w:tabs>
+        <w:ind w:left="720" w:hanging="360"/>
+      </w:pPr>
+      <w:rPr>
+        <w:rFonts w:ascii="Symbol" w:hAnsi="Symbol" w:hint="default"/>
+        <w:sz w:val="20"/>
+      </w:rPr>
+    </w:lvl>
+    <w:lvl w:ilvl="1">
+      <w:start w:val="1"/>
+      <w:numFmt w:val="bullet"/>
+      <w:lvlText w:val="o"/>
+      <w:lvlJc w:val="left"/>
+      <w:pPr>
+        <w:tabs>
+          <w:tab w:val="num" w:pos="1440"/>
+        </w:tabs>
+        <w:ind w:left="1440" w:hanging="360"/>
+      </w:pPr>
+      <w:rPr>
+        <w:rFonts w:ascii="Courier New" w:hAnsi="Courier New" w:hint="default"/>
+        <w:sz w:val="20"/>
+      </w:rPr>
+    </w:lvl>
+    <w:lvl w:ilvl="2" w:tentative="1">
+      <w:start w:val="1"/>
+      <w:numFmt w:val="bullet"/>
+      <w:lvlText w:val=""/>
+      <w:lvlJc w:val="left"/>
+      <w:pPr>
+        <w:tabs>
+          <w:tab w:val="num" w:pos="2160"/>
+        </w:tabs>
+        <w:ind w:left="2160" w:hanging="360"/>
+      </w:pPr>
+      <w:rPr>
+        <w:rFonts w:ascii="Wingdings" w:hAnsi="Wingdings" w:hint="default"/>
+        <w:sz w:val="20"/>
+      </w:rPr>
+    </w:lvl>
+    <w:lvl w:ilvl="3" w:tentative="1">
+      <w:start w:val="1"/>
+      <w:numFmt w:val="bullet"/>
+      <w:lvlText w:val=""/>
+      <w:lvlJc w:val="left"/>
+      <w:pPr>
+        <w:tabs>
+          <w:tab w:val="num" w:pos="2880"/>
+        </w:tabs>
+        <w:ind w:left="2880" w:hanging="360"/>
+      </w:pPr>
+      <w:rPr>
+        <w:rFonts w:ascii="Wingdings" w:hAnsi="Wingdings" w:hint="default"/>
+        <w:sz w:val="20"/>
+      </w:rPr>
+    </w:lvl>
+    <w:lvl w:ilvl="4" w:tentative="1">
+      <w:start w:val="1"/>
+      <w:numFmt w:val="bullet"/>
+      <w:lvlText w:val=""/>
+      <w:lvlJc w:val="left"/>
+      <w:pPr>
+        <w:tabs>
+          <w:tab w:val="num" w:pos="3600"/>
+        </w:tabs>
+        <w:ind w:left="3600" w:hanging="360"/>
+      </w:pPr>
+      <w:rPr>
+        <w:rFonts w:ascii="Wingdings" w:hAnsi="Wingdings" w:hint="default"/>
+        <w:sz w:val="20"/>
+      </w:rPr>
+    </w:lvl>
+    <w:lvl w:ilvl="5" w:tentative="1">
+      <w:start w:val="1"/>
+      <w:numFmt w:val="bullet"/>
+      <w:lvlText w:val=""/>
+      <w:lvlJc w:val="left"/>
+      <w:pPr>
+        <w:tabs>
+          <w:tab w:val="num" w:pos="4320"/>
+        </w:tabs>
+        <w:ind w:left="4320" w:hanging="360"/>
+      </w:pPr>
+      <w:rPr>
+        <w:rFonts w:ascii="Wingdings" w:hAnsi="Wingdings" w:hint="default"/>
+        <w:sz w:val="20"/>
+      </w:rPr>
+    </w:lvl>
+    <w:lvl w:ilvl="6" w:tentative="1">
+      <w:start w:val="1"/>
+      <w:numFmt w:val="bullet"/>
+      <w:lvlText w:val=""/>
+      <w:lvlJc w:val="left"/>
+      <w:pPr>
+        <w:tabs>
+          <w:tab w:val="num" w:pos="5040"/>
+        </w:tabs>
+        <w:ind w:left="5040" w:hanging="360"/>
+      </w:pPr>
+      <w:rPr>
+        <w:rFonts w:ascii="Wingdings" w:hAnsi="Wingdings" w:hint="default"/>
+        <w:sz w:val="20"/>
+      </w:rPr>
+    </w:lvl>
+    <w:lvl w:ilvl="7" w:tentative="1">
+      <w:start w:val="1"/>
+      <w:numFmt w:val="bullet"/>
+      <w:lvlText w:val=""/>
+      <w:lvlJc w:val="left"/>
+      <w:pPr>
+        <w:tabs>
+          <w:tab w:val="num" w:pos="5760"/>
+        </w:tabs>
+        <w:ind w:left="5760" w:hanging="360"/>
+      </w:pPr>
+      <w:rPr>
+        <w:rFonts w:ascii="Wingdings" w:hAnsi="Wingdings" w:hint="default"/>
+        <w:sz w:val="20"/>
+      </w:rPr>
+    </w:lvl>
+    <w:lvl w:ilvl="8" w:tentative="1">
+      <w:start w:val="1"/>
+      <w:numFmt w:val="bullet"/>
+      <w:lvlText w:val=""/>
+      <w:lvlJc w:val="left"/>
+      <w:pPr>
+        <w:tabs>
+          <w:tab w:val="num" w:pos="6480"/>
+        </w:tabs>
+        <w:ind w:left="6480" w:hanging="360"/>
+      </w:pPr>
+      <w:rPr>
+        <w:rFonts w:ascii="Wingdings" w:hAnsi="Wingdings" w:hint="default"/>
+        <w:sz w:val="20"/>
+      </w:rPr>
+    </w:lvl>
+  </w:abstractNum>
+  <w:abstractNum w:abstractNumId="3" w15:restartNumberingAfterBreak="0">
+    <w:nsid w:val="1E74721A"/>
+    <w:multiLevelType w:val="multilevel"/>
+    <w:tmpl w:val="28269F52"/>
+    <w:lvl w:ilvl="0">
+      <w:start w:val="1"/>
+      <w:numFmt w:val="bullet"/>
+      <w:lvlText w:val=""/>
+      <w:lvlJc w:val="left"/>
+      <w:pPr>
+        <w:tabs>
+          <w:tab w:val="num" w:pos="720"/>
+        </w:tabs>
+        <w:ind w:left="720" w:hanging="360"/>
+      </w:pPr>
+      <w:rPr>
+        <w:rFonts w:ascii="Symbol" w:hAnsi="Symbol" w:hint="default"/>
+        <w:sz w:val="20"/>
+      </w:rPr>
+    </w:lvl>
+    <w:lvl w:ilvl="1" w:tentative="1">
+      <w:start w:val="1"/>
+      <w:numFmt w:val="bullet"/>
+      <w:lvlText w:val="o"/>
+      <w:lvlJc w:val="left"/>
+      <w:pPr>
+        <w:tabs>
+          <w:tab w:val="num" w:pos="1440"/>
+        </w:tabs>
+        <w:ind w:left="1440" w:hanging="360"/>
+      </w:pPr>
+      <w:rPr>
+        <w:rFonts w:ascii="Courier New" w:hAnsi="Courier New" w:hint="default"/>
+        <w:sz w:val="20"/>
+      </w:rPr>
+    </w:lvl>
+    <w:lvl w:ilvl="2" w:tentative="1">
+      <w:start w:val="1"/>
+      <w:numFmt w:val="bullet"/>
+      <w:lvlText w:val=""/>
+      <w:lvlJc w:val="left"/>
+      <w:pPr>
+        <w:tabs>
+          <w:tab w:val="num" w:pos="2160"/>
+        </w:tabs>
+        <w:ind w:left="2160" w:hanging="360"/>
+      </w:pPr>
+      <w:rPr>
+        <w:rFonts w:ascii="Wingdings" w:hAnsi="Wingdings" w:hint="default"/>
+        <w:sz w:val="20"/>
+      </w:rPr>
+    </w:lvl>
+    <w:lvl w:ilvl="3" w:tentative="1">
+      <w:start w:val="1"/>
+      <w:numFmt w:val="bullet"/>
+      <w:lvlText w:val=""/>
+      <w:lvlJc w:val="left"/>
+      <w:pPr>
+        <w:tabs>
+          <w:tab w:val="num" w:pos="2880"/>
+        </w:tabs>
+        <w:ind w:left="2880" w:hanging="360"/>
+      </w:pPr>
+      <w:rPr>
+        <w:rFonts w:ascii="Wingdings" w:hAnsi="Wingdings" w:hint="default"/>
+        <w:sz w:val="20"/>
+      </w:rPr>
+    </w:lvl>
+    <w:lvl w:ilvl="4" w:tentative="1">
+      <w:start w:val="1"/>
+      <w:numFmt w:val="bullet"/>
+      <w:lvlText w:val=""/>
+      <w:lvlJc w:val="left"/>
+      <w:pPr>
+        <w:tabs>
+          <w:tab w:val="num" w:pos="3600"/>
+        </w:tabs>
+        <w:ind w:left="3600" w:hanging="360"/>
+      </w:pPr>
+      <w:rPr>
+        <w:rFonts w:ascii="Wingdings" w:hAnsi="Wingdings" w:hint="default"/>
+        <w:sz w:val="20"/>
+      </w:rPr>
+    </w:lvl>
+    <w:lvl w:ilvl="5" w:tentative="1">
+      <w:start w:val="1"/>
+      <w:numFmt w:val="bullet"/>
+      <w:lvlText w:val=""/>
+      <w:lvlJc w:val="left"/>
+      <w:pPr>
+        <w:tabs>
+          <w:tab w:val="num" w:pos="4320"/>
+        </w:tabs>
+        <w:ind w:left="4320" w:hanging="360"/>
+      </w:pPr>
+      <w:rPr>
+        <w:rFonts w:ascii="Wingdings" w:hAnsi="Wingdings" w:hint="default"/>
+        <w:sz w:val="20"/>
+      </w:rPr>
+    </w:lvl>
+    <w:lvl w:ilvl="6" w:tentative="1">
+      <w:start w:val="1"/>
+      <w:numFmt w:val="bullet"/>
+      <w:lvlText w:val=""/>
+      <w:lvlJc w:val="left"/>
+      <w:pPr>
+        <w:tabs>
+          <w:tab w:val="num" w:pos="5040"/>
+        </w:tabs>
+        <w:ind w:left="5040" w:hanging="360"/>
+      </w:pPr>
+      <w:rPr>
+        <w:rFonts w:ascii="Wingdings" w:hAnsi="Wingdings" w:hint="default"/>
+        <w:sz w:val="20"/>
+      </w:rPr>
+    </w:lvl>
+    <w:lvl w:ilvl="7" w:tentative="1">
+      <w:start w:val="1"/>
+      <w:numFmt w:val="bullet"/>
+      <w:lvlText w:val=""/>
+      <w:lvlJc w:val="left"/>
+      <w:pPr>
+        <w:tabs>
+          <w:tab w:val="num" w:pos="5760"/>
+        </w:tabs>
+        <w:ind w:left="5760" w:hanging="360"/>
+      </w:pPr>
+      <w:rPr>
+        <w:rFonts w:ascii="Wingdings" w:hAnsi="Wingdings" w:hint="default"/>
+        <w:sz w:val="20"/>
+      </w:rPr>
+    </w:lvl>
+    <w:lvl w:ilvl="8" w:tentative="1">
+      <w:start w:val="1"/>
+      <w:numFmt w:val="bullet"/>
+      <w:lvlText w:val=""/>
+      <w:lvlJc w:val="left"/>
+      <w:pPr>
+        <w:tabs>
+          <w:tab w:val="num" w:pos="6480"/>
+        </w:tabs>
+        <w:ind w:left="6480" w:hanging="360"/>
+      </w:pPr>
+      <w:rPr>
+        <w:rFonts w:ascii="Wingdings" w:hAnsi="Wingdings" w:hint="default"/>
+        <w:sz w:val="20"/>
+      </w:rPr>
+    </w:lvl>
+  </w:abstractNum>
+  <w:abstractNum w:abstractNumId="4" w15:restartNumberingAfterBreak="0">
+    <w:nsid w:val="33697D83"/>
+    <w:multiLevelType w:val="multilevel"/>
+    <w:tmpl w:val="A2E4A188"/>
+    <w:lvl w:ilvl="0">
+      <w:start w:val="1"/>
+      <w:numFmt w:val="bullet"/>
+      <w:lvlText w:val=""/>
+      <w:lvlJc w:val="left"/>
+      <w:pPr>
+        <w:tabs>
+          <w:tab w:val="num" w:pos="720"/>
+        </w:tabs>
+        <w:ind w:left="720" w:hanging="360"/>
+      </w:pPr>
+      <w:rPr>
+        <w:rFonts w:ascii="Symbol" w:hAnsi="Symbol" w:hint="default"/>
+        <w:sz w:val="20"/>
+      </w:rPr>
+    </w:lvl>
+    <w:lvl w:ilvl="1" w:tentative="1">
+      <w:start w:val="1"/>
+      <w:numFmt w:val="bullet"/>
+      <w:lvlText w:val="o"/>
+      <w:lvlJc w:val="left"/>
+      <w:pPr>
+        <w:tabs>
+          <w:tab w:val="num" w:pos="1440"/>
+        </w:tabs>
+        <w:ind w:left="1440" w:hanging="360"/>
+      </w:pPr>
+      <w:rPr>
+        <w:rFonts w:ascii="Courier New" w:hAnsi="Courier New" w:hint="default"/>
+        <w:sz w:val="20"/>
+      </w:rPr>
+    </w:lvl>
+    <w:lvl w:ilvl="2" w:tentative="1">
+      <w:start w:val="1"/>
+      <w:numFmt w:val="bullet"/>
+      <w:lvlText w:val=""/>
+      <w:lvlJc w:val="left"/>
+      <w:pPr>
+        <w:tabs>
+          <w:tab w:val="num" w:pos="2160"/>
+        </w:tabs>
+        <w:ind w:left="2160" w:hanging="360"/>
+      </w:pPr>
+      <w:rPr>
+        <w:rFonts w:ascii="Wingdings" w:hAnsi="Wingdings" w:hint="default"/>
+        <w:sz w:val="20"/>
+      </w:rPr>
+    </w:lvl>
+    <w:lvl w:ilvl="3" w:tentative="1">
+      <w:start w:val="1"/>
+      <w:numFmt w:val="bullet"/>
+      <w:lvlText w:val=""/>
+      <w:lvlJc w:val="left"/>
+      <w:pPr>
+        <w:tabs>
+          <w:tab w:val="num" w:pos="2880"/>
+        </w:tabs>
+        <w:ind w:left="2880" w:hanging="360"/>
+      </w:pPr>
+      <w:rPr>
+        <w:rFonts w:ascii="Wingdings" w:hAnsi="Wingdings" w:hint="default"/>
+        <w:sz w:val="20"/>
+      </w:rPr>
+    </w:lvl>
+    <w:lvl w:ilvl="4" w:tentative="1">
+      <w:start w:val="1"/>
+      <w:numFmt w:val="bullet"/>
+      <w:lvlText w:val=""/>
+      <w:lvlJc w:val="left"/>
+      <w:pPr>
+        <w:tabs>
+          <w:tab w:val="num" w:pos="3600"/>
+        </w:tabs>
+        <w:ind w:left="3600" w:hanging="360"/>
+      </w:pPr>
+      <w:rPr>
+        <w:rFonts w:ascii="Wingdings" w:hAnsi="Wingdings" w:hint="default"/>
+        <w:sz w:val="20"/>
+      </w:rPr>
+    </w:lvl>
+    <w:lvl w:ilvl="5" w:tentative="1">
+      <w:start w:val="1"/>
+      <w:numFmt w:val="bullet"/>
+      <w:lvlText w:val=""/>
+      <w:lvlJc w:val="left"/>
+      <w:pPr>
+        <w:tabs>
+          <w:tab w:val="num" w:pos="4320"/>
+        </w:tabs>
+        <w:ind w:left="4320" w:hanging="360"/>
+      </w:pPr>
+      <w:rPr>
+        <w:rFonts w:ascii="Wingdings" w:hAnsi="Wingdings" w:hint="default"/>
+        <w:sz w:val="20"/>
+      </w:rPr>
+    </w:lvl>
+    <w:lvl w:ilvl="6" w:tentative="1">
+      <w:start w:val="1"/>
+      <w:numFmt w:val="bullet"/>
+      <w:lvlText w:val=""/>
+      <w:lvlJc w:val="left"/>
+      <w:pPr>
+        <w:tabs>
+          <w:tab w:val="num" w:pos="5040"/>
+        </w:tabs>
+        <w:ind w:left="5040" w:hanging="360"/>
+      </w:pPr>
+      <w:rPr>
+        <w:rFonts w:ascii="Wingdings" w:hAnsi="Wingdings" w:hint="default"/>
+        <w:sz w:val="20"/>
+      </w:rPr>
+    </w:lvl>
+    <w:lvl w:ilvl="7" w:tentative="1">
+      <w:start w:val="1"/>
+      <w:numFmt w:val="bullet"/>
+      <w:lvlText w:val=""/>
+      <w:lvlJc w:val="left"/>
+      <w:pPr>
+        <w:tabs>
+          <w:tab w:val="num" w:pos="5760"/>
+        </w:tabs>
+        <w:ind w:left="5760" w:hanging="360"/>
+      </w:pPr>
+      <w:rPr>
+        <w:rFonts w:ascii="Wingdings" w:hAnsi="Wingdings" w:hint="default"/>
+        <w:sz w:val="20"/>
+      </w:rPr>
+    </w:lvl>
+    <w:lvl w:ilvl="8" w:tentative="1">
+      <w:start w:val="1"/>
+      <w:numFmt w:val="bullet"/>
+      <w:lvlText w:val=""/>
+      <w:lvlJc w:val="left"/>
+      <w:pPr>
+        <w:tabs>
+          <w:tab w:val="num" w:pos="6480"/>
+        </w:tabs>
+        <w:ind w:left="6480" w:hanging="360"/>
+      </w:pPr>
+      <w:rPr>
+        <w:rFonts w:ascii="Wingdings" w:hAnsi="Wingdings" w:hint="default"/>
+        <w:sz w:val="20"/>
+      </w:rPr>
+    </w:lvl>
+  </w:abstractNum>
+  <w:abstractNum w:abstractNumId="5" w15:restartNumberingAfterBreak="0">
     <w:nsid w:val="411B7D78"/>
     <w:multiLevelType w:val="hybridMultilevel"/>
     <w:tmpl w:val="945E5F4A"/>
@@ -8198,7 +10289,454 @@
       </w:rPr>
     </w:lvl>
   </w:abstractNum>
-  <w:abstractNum w:abstractNumId="2" w15:restartNumberingAfterBreak="0">
+  <w:abstractNum w:abstractNumId="6" w15:restartNumberingAfterBreak="0">
+    <w:nsid w:val="51375F99"/>
+    <w:multiLevelType w:val="multilevel"/>
+    <w:tmpl w:val="8046925E"/>
+    <w:lvl w:ilvl="0">
+      <w:start w:val="1"/>
+      <w:numFmt w:val="bullet"/>
+      <w:lvlText w:val=""/>
+      <w:lvlJc w:val="left"/>
+      <w:pPr>
+        <w:tabs>
+          <w:tab w:val="num" w:pos="720"/>
+        </w:tabs>
+        <w:ind w:left="720" w:hanging="360"/>
+      </w:pPr>
+      <w:rPr>
+        <w:rFonts w:ascii="Symbol" w:hAnsi="Symbol" w:hint="default"/>
+        <w:sz w:val="20"/>
+      </w:rPr>
+    </w:lvl>
+    <w:lvl w:ilvl="1" w:tentative="1">
+      <w:start w:val="1"/>
+      <w:numFmt w:val="bullet"/>
+      <w:lvlText w:val="o"/>
+      <w:lvlJc w:val="left"/>
+      <w:pPr>
+        <w:tabs>
+          <w:tab w:val="num" w:pos="1440"/>
+        </w:tabs>
+        <w:ind w:left="1440" w:hanging="360"/>
+      </w:pPr>
+      <w:rPr>
+        <w:rFonts w:ascii="Courier New" w:hAnsi="Courier New" w:hint="default"/>
+        <w:sz w:val="20"/>
+      </w:rPr>
+    </w:lvl>
+    <w:lvl w:ilvl="2" w:tentative="1">
+      <w:start w:val="1"/>
+      <w:numFmt w:val="bullet"/>
+      <w:lvlText w:val=""/>
+      <w:lvlJc w:val="left"/>
+      <w:pPr>
+        <w:tabs>
+          <w:tab w:val="num" w:pos="2160"/>
+        </w:tabs>
+        <w:ind w:left="2160" w:hanging="360"/>
+      </w:pPr>
+      <w:rPr>
+        <w:rFonts w:ascii="Wingdings" w:hAnsi="Wingdings" w:hint="default"/>
+        <w:sz w:val="20"/>
+      </w:rPr>
+    </w:lvl>
+    <w:lvl w:ilvl="3" w:tentative="1">
+      <w:start w:val="1"/>
+      <w:numFmt w:val="bullet"/>
+      <w:lvlText w:val=""/>
+      <w:lvlJc w:val="left"/>
+      <w:pPr>
+        <w:tabs>
+          <w:tab w:val="num" w:pos="2880"/>
+        </w:tabs>
+        <w:ind w:left="2880" w:hanging="360"/>
+      </w:pPr>
+      <w:rPr>
+        <w:rFonts w:ascii="Wingdings" w:hAnsi="Wingdings" w:hint="default"/>
+        <w:sz w:val="20"/>
+      </w:rPr>
+    </w:lvl>
+    <w:lvl w:ilvl="4" w:tentative="1">
+      <w:start w:val="1"/>
+      <w:numFmt w:val="bullet"/>
+      <w:lvlText w:val=""/>
+      <w:lvlJc w:val="left"/>
+      <w:pPr>
+        <w:tabs>
+          <w:tab w:val="num" w:pos="3600"/>
+        </w:tabs>
+        <w:ind w:left="3600" w:hanging="360"/>
+      </w:pPr>
+      <w:rPr>
+        <w:rFonts w:ascii="Wingdings" w:hAnsi="Wingdings" w:hint="default"/>
+        <w:sz w:val="20"/>
+      </w:rPr>
+    </w:lvl>
+    <w:lvl w:ilvl="5" w:tentative="1">
+      <w:start w:val="1"/>
+      <w:numFmt w:val="bullet"/>
+      <w:lvlText w:val=""/>
+      <w:lvlJc w:val="left"/>
+      <w:pPr>
+        <w:tabs>
+          <w:tab w:val="num" w:pos="4320"/>
+        </w:tabs>
+        <w:ind w:left="4320" w:hanging="360"/>
+      </w:pPr>
+      <w:rPr>
+        <w:rFonts w:ascii="Wingdings" w:hAnsi="Wingdings" w:hint="default"/>
+        <w:sz w:val="20"/>
+      </w:rPr>
+    </w:lvl>
+    <w:lvl w:ilvl="6" w:tentative="1">
+      <w:start w:val="1"/>
+      <w:numFmt w:val="bullet"/>
+      <w:lvlText w:val=""/>
+      <w:lvlJc w:val="left"/>
+      <w:pPr>
+        <w:tabs>
+          <w:tab w:val="num" w:pos="5040"/>
+        </w:tabs>
+        <w:ind w:left="5040" w:hanging="360"/>
+      </w:pPr>
+      <w:rPr>
+        <w:rFonts w:ascii="Wingdings" w:hAnsi="Wingdings" w:hint="default"/>
+        <w:sz w:val="20"/>
+      </w:rPr>
+    </w:lvl>
+    <w:lvl w:ilvl="7" w:tentative="1">
+      <w:start w:val="1"/>
+      <w:numFmt w:val="bullet"/>
+      <w:lvlText w:val=""/>
+      <w:lvlJc w:val="left"/>
+      <w:pPr>
+        <w:tabs>
+          <w:tab w:val="num" w:pos="5760"/>
+        </w:tabs>
+        <w:ind w:left="5760" w:hanging="360"/>
+      </w:pPr>
+      <w:rPr>
+        <w:rFonts w:ascii="Wingdings" w:hAnsi="Wingdings" w:hint="default"/>
+        <w:sz w:val="20"/>
+      </w:rPr>
+    </w:lvl>
+    <w:lvl w:ilvl="8" w:tentative="1">
+      <w:start w:val="1"/>
+      <w:numFmt w:val="bullet"/>
+      <w:lvlText w:val=""/>
+      <w:lvlJc w:val="left"/>
+      <w:pPr>
+        <w:tabs>
+          <w:tab w:val="num" w:pos="6480"/>
+        </w:tabs>
+        <w:ind w:left="6480" w:hanging="360"/>
+      </w:pPr>
+      <w:rPr>
+        <w:rFonts w:ascii="Wingdings" w:hAnsi="Wingdings" w:hint="default"/>
+        <w:sz w:val="20"/>
+      </w:rPr>
+    </w:lvl>
+  </w:abstractNum>
+  <w:abstractNum w:abstractNumId="7" w15:restartNumberingAfterBreak="0">
+    <w:nsid w:val="521B22D1"/>
+    <w:multiLevelType w:val="multilevel"/>
+    <w:tmpl w:val="EC36857C"/>
+    <w:lvl w:ilvl="0">
+      <w:start w:val="1"/>
+      <w:numFmt w:val="bullet"/>
+      <w:lvlText w:val=""/>
+      <w:lvlJc w:val="left"/>
+      <w:pPr>
+        <w:tabs>
+          <w:tab w:val="num" w:pos="720"/>
+        </w:tabs>
+        <w:ind w:left="720" w:hanging="360"/>
+      </w:pPr>
+      <w:rPr>
+        <w:rFonts w:ascii="Symbol" w:hAnsi="Symbol" w:hint="default"/>
+        <w:sz w:val="20"/>
+      </w:rPr>
+    </w:lvl>
+    <w:lvl w:ilvl="1" w:tentative="1">
+      <w:start w:val="1"/>
+      <w:numFmt w:val="bullet"/>
+      <w:lvlText w:val="o"/>
+      <w:lvlJc w:val="left"/>
+      <w:pPr>
+        <w:tabs>
+          <w:tab w:val="num" w:pos="1440"/>
+        </w:tabs>
+        <w:ind w:left="1440" w:hanging="360"/>
+      </w:pPr>
+      <w:rPr>
+        <w:rFonts w:ascii="Courier New" w:hAnsi="Courier New" w:hint="default"/>
+        <w:sz w:val="20"/>
+      </w:rPr>
+    </w:lvl>
+    <w:lvl w:ilvl="2" w:tentative="1">
+      <w:start w:val="1"/>
+      <w:numFmt w:val="bullet"/>
+      <w:lvlText w:val=""/>
+      <w:lvlJc w:val="left"/>
+      <w:pPr>
+        <w:tabs>
+          <w:tab w:val="num" w:pos="2160"/>
+        </w:tabs>
+        <w:ind w:left="2160" w:hanging="360"/>
+      </w:pPr>
+      <w:rPr>
+        <w:rFonts w:ascii="Wingdings" w:hAnsi="Wingdings" w:hint="default"/>
+        <w:sz w:val="20"/>
+      </w:rPr>
+    </w:lvl>
+    <w:lvl w:ilvl="3" w:tentative="1">
+      <w:start w:val="1"/>
+      <w:numFmt w:val="bullet"/>
+      <w:lvlText w:val=""/>
+      <w:lvlJc w:val="left"/>
+      <w:pPr>
+        <w:tabs>
+          <w:tab w:val="num" w:pos="2880"/>
+        </w:tabs>
+        <w:ind w:left="2880" w:hanging="360"/>
+      </w:pPr>
+      <w:rPr>
+        <w:rFonts w:ascii="Wingdings" w:hAnsi="Wingdings" w:hint="default"/>
+        <w:sz w:val="20"/>
+      </w:rPr>
+    </w:lvl>
+    <w:lvl w:ilvl="4" w:tentative="1">
+      <w:start w:val="1"/>
+      <w:numFmt w:val="bullet"/>
+      <w:lvlText w:val=""/>
+      <w:lvlJc w:val="left"/>
+      <w:pPr>
+        <w:tabs>
+          <w:tab w:val="num" w:pos="3600"/>
+        </w:tabs>
+        <w:ind w:left="3600" w:hanging="360"/>
+      </w:pPr>
+      <w:rPr>
+        <w:rFonts w:ascii="Wingdings" w:hAnsi="Wingdings" w:hint="default"/>
+        <w:sz w:val="20"/>
+      </w:rPr>
+    </w:lvl>
+    <w:lvl w:ilvl="5" w:tentative="1">
+      <w:start w:val="1"/>
+      <w:numFmt w:val="bullet"/>
+      <w:lvlText w:val=""/>
+      <w:lvlJc w:val="left"/>
+      <w:pPr>
+        <w:tabs>
+          <w:tab w:val="num" w:pos="4320"/>
+        </w:tabs>
+        <w:ind w:left="4320" w:hanging="360"/>
+      </w:pPr>
+      <w:rPr>
+        <w:rFonts w:ascii="Wingdings" w:hAnsi="Wingdings" w:hint="default"/>
+        <w:sz w:val="20"/>
+      </w:rPr>
+    </w:lvl>
+    <w:lvl w:ilvl="6" w:tentative="1">
+      <w:start w:val="1"/>
+      <w:numFmt w:val="bullet"/>
+      <w:lvlText w:val=""/>
+      <w:lvlJc w:val="left"/>
+      <w:pPr>
+        <w:tabs>
+          <w:tab w:val="num" w:pos="5040"/>
+        </w:tabs>
+        <w:ind w:left="5040" w:hanging="360"/>
+      </w:pPr>
+      <w:rPr>
+        <w:rFonts w:ascii="Wingdings" w:hAnsi="Wingdings" w:hint="default"/>
+        <w:sz w:val="20"/>
+      </w:rPr>
+    </w:lvl>
+    <w:lvl w:ilvl="7" w:tentative="1">
+      <w:start w:val="1"/>
+      <w:numFmt w:val="bullet"/>
+      <w:lvlText w:val=""/>
+      <w:lvlJc w:val="left"/>
+      <w:pPr>
+        <w:tabs>
+          <w:tab w:val="num" w:pos="5760"/>
+        </w:tabs>
+        <w:ind w:left="5760" w:hanging="360"/>
+      </w:pPr>
+      <w:rPr>
+        <w:rFonts w:ascii="Wingdings" w:hAnsi="Wingdings" w:hint="default"/>
+        <w:sz w:val="20"/>
+      </w:rPr>
+    </w:lvl>
+    <w:lvl w:ilvl="8" w:tentative="1">
+      <w:start w:val="1"/>
+      <w:numFmt w:val="bullet"/>
+      <w:lvlText w:val=""/>
+      <w:lvlJc w:val="left"/>
+      <w:pPr>
+        <w:tabs>
+          <w:tab w:val="num" w:pos="6480"/>
+        </w:tabs>
+        <w:ind w:left="6480" w:hanging="360"/>
+      </w:pPr>
+      <w:rPr>
+        <w:rFonts w:ascii="Wingdings" w:hAnsi="Wingdings" w:hint="default"/>
+        <w:sz w:val="20"/>
+      </w:rPr>
+    </w:lvl>
+  </w:abstractNum>
+  <w:abstractNum w:abstractNumId="8" w15:restartNumberingAfterBreak="0">
+    <w:nsid w:val="52E15BE3"/>
+    <w:multiLevelType w:val="multilevel"/>
+    <w:tmpl w:val="C36EF6E8"/>
+    <w:lvl w:ilvl="0">
+      <w:start w:val="1"/>
+      <w:numFmt w:val="bullet"/>
+      <w:lvlText w:val=""/>
+      <w:lvlJc w:val="left"/>
+      <w:pPr>
+        <w:tabs>
+          <w:tab w:val="num" w:pos="720"/>
+        </w:tabs>
+        <w:ind w:left="720" w:hanging="360"/>
+      </w:pPr>
+      <w:rPr>
+        <w:rFonts w:ascii="Symbol" w:hAnsi="Symbol" w:hint="default"/>
+        <w:sz w:val="20"/>
+      </w:rPr>
+    </w:lvl>
+    <w:lvl w:ilvl="1" w:tentative="1">
+      <w:start w:val="1"/>
+      <w:numFmt w:val="bullet"/>
+      <w:lvlText w:val="o"/>
+      <w:lvlJc w:val="left"/>
+      <w:pPr>
+        <w:tabs>
+          <w:tab w:val="num" w:pos="1440"/>
+        </w:tabs>
+        <w:ind w:left="1440" w:hanging="360"/>
+      </w:pPr>
+      <w:rPr>
+        <w:rFonts w:ascii="Courier New" w:hAnsi="Courier New" w:hint="default"/>
+        <w:sz w:val="20"/>
+      </w:rPr>
+    </w:lvl>
+    <w:lvl w:ilvl="2" w:tentative="1">
+      <w:start w:val="1"/>
+      <w:numFmt w:val="bullet"/>
+      <w:lvlText w:val=""/>
+      <w:lvlJc w:val="left"/>
+      <w:pPr>
+        <w:tabs>
+          <w:tab w:val="num" w:pos="2160"/>
+        </w:tabs>
+        <w:ind w:left="2160" w:hanging="360"/>
+      </w:pPr>
+      <w:rPr>
+        <w:rFonts w:ascii="Wingdings" w:hAnsi="Wingdings" w:hint="default"/>
+        <w:sz w:val="20"/>
+      </w:rPr>
+    </w:lvl>
+    <w:lvl w:ilvl="3" w:tentative="1">
+      <w:start w:val="1"/>
+      <w:numFmt w:val="bullet"/>
+      <w:lvlText w:val=""/>
+      <w:lvlJc w:val="left"/>
+      <w:pPr>
+        <w:tabs>
+          <w:tab w:val="num" w:pos="2880"/>
+        </w:tabs>
+        <w:ind w:left="2880" w:hanging="360"/>
+      </w:pPr>
+      <w:rPr>
+        <w:rFonts w:ascii="Wingdings" w:hAnsi="Wingdings" w:hint="default"/>
+        <w:sz w:val="20"/>
+      </w:rPr>
+    </w:lvl>
+    <w:lvl w:ilvl="4" w:tentative="1">
+      <w:start w:val="1"/>
+      <w:numFmt w:val="bullet"/>
+      <w:lvlText w:val=""/>
+      <w:lvlJc w:val="left"/>
+      <w:pPr>
+        <w:tabs>
+          <w:tab w:val="num" w:pos="3600"/>
+        </w:tabs>
+        <w:ind w:left="3600" w:hanging="360"/>
+      </w:pPr>
+      <w:rPr>
+        <w:rFonts w:ascii="Wingdings" w:hAnsi="Wingdings" w:hint="default"/>
+        <w:sz w:val="20"/>
+      </w:rPr>
+    </w:lvl>
+    <w:lvl w:ilvl="5" w:tentative="1">
+      <w:start w:val="1"/>
+      <w:numFmt w:val="bullet"/>
+      <w:lvlText w:val=""/>
+      <w:lvlJc w:val="left"/>
+      <w:pPr>
+        <w:tabs>
+          <w:tab w:val="num" w:pos="4320"/>
+        </w:tabs>
+        <w:ind w:left="4320" w:hanging="360"/>
+      </w:pPr>
+      <w:rPr>
+        <w:rFonts w:ascii="Wingdings" w:hAnsi="Wingdings" w:hint="default"/>
+        <w:sz w:val="20"/>
+      </w:rPr>
+    </w:lvl>
+    <w:lvl w:ilvl="6" w:tentative="1">
+      <w:start w:val="1"/>
+      <w:numFmt w:val="bullet"/>
+      <w:lvlText w:val=""/>
+      <w:lvlJc w:val="left"/>
+      <w:pPr>
+        <w:tabs>
+          <w:tab w:val="num" w:pos="5040"/>
+        </w:tabs>
+        <w:ind w:left="5040" w:hanging="360"/>
+      </w:pPr>
+      <w:rPr>
+        <w:rFonts w:ascii="Wingdings" w:hAnsi="Wingdings" w:hint="default"/>
+        <w:sz w:val="20"/>
+      </w:rPr>
+    </w:lvl>
+    <w:lvl w:ilvl="7" w:tentative="1">
+      <w:start w:val="1"/>
+      <w:numFmt w:val="bullet"/>
+      <w:lvlText w:val=""/>
+      <w:lvlJc w:val="left"/>
+      <w:pPr>
+        <w:tabs>
+          <w:tab w:val="num" w:pos="5760"/>
+        </w:tabs>
+        <w:ind w:left="5760" w:hanging="360"/>
+      </w:pPr>
+      <w:rPr>
+        <w:rFonts w:ascii="Wingdings" w:hAnsi="Wingdings" w:hint="default"/>
+        <w:sz w:val="20"/>
+      </w:rPr>
+    </w:lvl>
+    <w:lvl w:ilvl="8" w:tentative="1">
+      <w:start w:val="1"/>
+      <w:numFmt w:val="bullet"/>
+      <w:lvlText w:val=""/>
+      <w:lvlJc w:val="left"/>
+      <w:pPr>
+        <w:tabs>
+          <w:tab w:val="num" w:pos="6480"/>
+        </w:tabs>
+        <w:ind w:left="6480" w:hanging="360"/>
+      </w:pPr>
+      <w:rPr>
+        <w:rFonts w:ascii="Wingdings" w:hAnsi="Wingdings" w:hint="default"/>
+        <w:sz w:val="20"/>
+      </w:rPr>
+    </w:lvl>
+  </w:abstractNum>
+  <w:abstractNum w:abstractNumId="9" w15:restartNumberingAfterBreak="0">
     <w:nsid w:val="5F614D4F"/>
     <w:multiLevelType w:val="hybridMultilevel"/>
     <w:tmpl w:val="BD7E0624"/>
@@ -8311,14 +10849,187 @@
       </w:rPr>
     </w:lvl>
   </w:abstractNum>
+  <w:abstractNum w:abstractNumId="10" w15:restartNumberingAfterBreak="0">
+    <w:nsid w:val="69384D88"/>
+    <w:multiLevelType w:val="multilevel"/>
+    <w:tmpl w:val="45CC3816"/>
+    <w:lvl w:ilvl="0">
+      <w:start w:val="1"/>
+      <w:numFmt w:val="bullet"/>
+      <w:lvlText w:val=""/>
+      <w:lvlJc w:val="left"/>
+      <w:pPr>
+        <w:tabs>
+          <w:tab w:val="num" w:pos="720"/>
+        </w:tabs>
+        <w:ind w:left="720" w:hanging="360"/>
+      </w:pPr>
+      <w:rPr>
+        <w:rFonts w:ascii="Symbol" w:hAnsi="Symbol" w:hint="default"/>
+        <w:sz w:val="20"/>
+      </w:rPr>
+    </w:lvl>
+    <w:lvl w:ilvl="1" w:tentative="1">
+      <w:start w:val="1"/>
+      <w:numFmt w:val="bullet"/>
+      <w:lvlText w:val="o"/>
+      <w:lvlJc w:val="left"/>
+      <w:pPr>
+        <w:tabs>
+          <w:tab w:val="num" w:pos="1440"/>
+        </w:tabs>
+        <w:ind w:left="1440" w:hanging="360"/>
+      </w:pPr>
+      <w:rPr>
+        <w:rFonts w:ascii="Courier New" w:hAnsi="Courier New" w:hint="default"/>
+        <w:sz w:val="20"/>
+      </w:rPr>
+    </w:lvl>
+    <w:lvl w:ilvl="2" w:tentative="1">
+      <w:start w:val="1"/>
+      <w:numFmt w:val="bullet"/>
+      <w:lvlText w:val=""/>
+      <w:lvlJc w:val="left"/>
+      <w:pPr>
+        <w:tabs>
+          <w:tab w:val="num" w:pos="2160"/>
+        </w:tabs>
+        <w:ind w:left="2160" w:hanging="360"/>
+      </w:pPr>
+      <w:rPr>
+        <w:rFonts w:ascii="Wingdings" w:hAnsi="Wingdings" w:hint="default"/>
+        <w:sz w:val="20"/>
+      </w:rPr>
+    </w:lvl>
+    <w:lvl w:ilvl="3" w:tentative="1">
+      <w:start w:val="1"/>
+      <w:numFmt w:val="bullet"/>
+      <w:lvlText w:val=""/>
+      <w:lvlJc w:val="left"/>
+      <w:pPr>
+        <w:tabs>
+          <w:tab w:val="num" w:pos="2880"/>
+        </w:tabs>
+        <w:ind w:left="2880" w:hanging="360"/>
+      </w:pPr>
+      <w:rPr>
+        <w:rFonts w:ascii="Wingdings" w:hAnsi="Wingdings" w:hint="default"/>
+        <w:sz w:val="20"/>
+      </w:rPr>
+    </w:lvl>
+    <w:lvl w:ilvl="4" w:tentative="1">
+      <w:start w:val="1"/>
+      <w:numFmt w:val="bullet"/>
+      <w:lvlText w:val=""/>
+      <w:lvlJc w:val="left"/>
+      <w:pPr>
+        <w:tabs>
+          <w:tab w:val="num" w:pos="3600"/>
+        </w:tabs>
+        <w:ind w:left="3600" w:hanging="360"/>
+      </w:pPr>
+      <w:rPr>
+        <w:rFonts w:ascii="Wingdings" w:hAnsi="Wingdings" w:hint="default"/>
+        <w:sz w:val="20"/>
+      </w:rPr>
+    </w:lvl>
+    <w:lvl w:ilvl="5" w:tentative="1">
+      <w:start w:val="1"/>
+      <w:numFmt w:val="bullet"/>
+      <w:lvlText w:val=""/>
+      <w:lvlJc w:val="left"/>
+      <w:pPr>
+        <w:tabs>
+          <w:tab w:val="num" w:pos="4320"/>
+        </w:tabs>
+        <w:ind w:left="4320" w:hanging="360"/>
+      </w:pPr>
+      <w:rPr>
+        <w:rFonts w:ascii="Wingdings" w:hAnsi="Wingdings" w:hint="default"/>
+        <w:sz w:val="20"/>
+      </w:rPr>
+    </w:lvl>
+    <w:lvl w:ilvl="6" w:tentative="1">
+      <w:start w:val="1"/>
+      <w:numFmt w:val="bullet"/>
+      <w:lvlText w:val=""/>
+      <w:lvlJc w:val="left"/>
+      <w:pPr>
+        <w:tabs>
+          <w:tab w:val="num" w:pos="5040"/>
+        </w:tabs>
+        <w:ind w:left="5040" w:hanging="360"/>
+      </w:pPr>
+      <w:rPr>
+        <w:rFonts w:ascii="Wingdings" w:hAnsi="Wingdings" w:hint="default"/>
+        <w:sz w:val="20"/>
+      </w:rPr>
+    </w:lvl>
+    <w:lvl w:ilvl="7" w:tentative="1">
+      <w:start w:val="1"/>
+      <w:numFmt w:val="bullet"/>
+      <w:lvlText w:val=""/>
+      <w:lvlJc w:val="left"/>
+      <w:pPr>
+        <w:tabs>
+          <w:tab w:val="num" w:pos="5760"/>
+        </w:tabs>
+        <w:ind w:left="5760" w:hanging="360"/>
+      </w:pPr>
+      <w:rPr>
+        <w:rFonts w:ascii="Wingdings" w:hAnsi="Wingdings" w:hint="default"/>
+        <w:sz w:val="20"/>
+      </w:rPr>
+    </w:lvl>
+    <w:lvl w:ilvl="8" w:tentative="1">
+      <w:start w:val="1"/>
+      <w:numFmt w:val="bullet"/>
+      <w:lvlText w:val=""/>
+      <w:lvlJc w:val="left"/>
+      <w:pPr>
+        <w:tabs>
+          <w:tab w:val="num" w:pos="6480"/>
+        </w:tabs>
+        <w:ind w:left="6480" w:hanging="360"/>
+      </w:pPr>
+      <w:rPr>
+        <w:rFonts w:ascii="Wingdings" w:hAnsi="Wingdings" w:hint="default"/>
+        <w:sz w:val="20"/>
+      </w:rPr>
+    </w:lvl>
+  </w:abstractNum>
   <w:num w:numId="1" w16cid:durableId="997225576">
+    <w:abstractNumId w:val="3"/>
+  </w:num>
+  <w:num w:numId="2" w16cid:durableId="1977296445">
+    <w:abstractNumId w:val="9"/>
+  </w:num>
+  <w:num w:numId="3" w16cid:durableId="216861257">
+    <w:abstractNumId w:val="5"/>
+  </w:num>
+  <w:num w:numId="4" w16cid:durableId="1974290111">
+    <w:abstractNumId w:val="10"/>
+  </w:num>
+  <w:num w:numId="5" w16cid:durableId="1881235707">
+    <w:abstractNumId w:val="8"/>
+  </w:num>
+  <w:num w:numId="6" w16cid:durableId="1448353048">
+    <w:abstractNumId w:val="6"/>
+  </w:num>
+  <w:num w:numId="7" w16cid:durableId="683480371">
+    <w:abstractNumId w:val="7"/>
+  </w:num>
+  <w:num w:numId="8" w16cid:durableId="1261600177">
     <w:abstractNumId w:val="0"/>
   </w:num>
-  <w:num w:numId="2" w16cid:durableId="1977296445">
+  <w:num w:numId="9" w16cid:durableId="1213806832">
+    <w:abstractNumId w:val="4"/>
+  </w:num>
+  <w:num w:numId="10" w16cid:durableId="648444192">
+    <w:abstractNumId w:val="1"/>
+  </w:num>
+  <w:num w:numId="11" w16cid:durableId="638072383">
     <w:abstractNumId w:val="2"/>
-  </w:num>
-  <w:num w:numId="3" w16cid:durableId="216861257">
-    <w:abstractNumId w:val="1"/>
   </w:num>
 </w:numbering>
 </file>
